--- a/template/04. Template SPP T2 PPL.docx
+++ b/template/04. Template SPP T2 PPL.docx
@@ -47,6 +47,7 @@
         </w:rPr>
         <w:t xml:space="preserve">PETUGAS </w:t>
       </w:r>
+      <w:proofErr w:type="gramStart"/>
       <w:r>
         <w:rPr>
           <w:rFonts w:ascii="Bookman Old Style" w:eastAsia="Bookman Old Style" w:hAnsi="Bookman Old Style" w:cs="Bookman Old Style"/>
@@ -75,7 +76,19 @@
           <w:sz w:val="24"/>
           <w:szCs w:val="24"/>
         </w:rPr>
-        <w:t xml:space="preserve"> SENSUS EKONOMI 2026 </w:t>
+        <w:t> SENSUS</w:t>
+      </w:r>
+      <w:proofErr w:type="gramEnd"/>
+      <w:r>
+        <w:rPr>
+          <w:rFonts w:ascii="Bookman Old Style" w:eastAsia="Bookman Old Style" w:hAnsi="Bookman Old Style" w:cs="Bookman Old Style"/>
+          <w:b/>
+          <w:bCs/>
+          <w:color w:val="000000"/>
+          <w:sz w:val="24"/>
+          <w:szCs w:val="24"/>
+        </w:rPr>
+        <w:t xml:space="preserve"> EKONOMI 2026 </w:t>
       </w:r>
       <w:r>
         <w:rPr>
@@ -119,41 +132,52 @@
           <w:szCs w:val="24"/>
         </w:rPr>
       </w:pPr>
-      <w:r>
-        <w:rPr>
-          <w:rFonts w:ascii="Bookman Old Style" w:eastAsia="Bookman Old Style" w:hAnsi="Bookman Old Style" w:cs="Bookman Old Style"/>
-          <w:color w:val="000000"/>
-          <w:sz w:val="24"/>
-          <w:szCs w:val="24"/>
-        </w:rPr>
-        <w:t xml:space="preserve">Nomor: </w:t>
-      </w:r>
-      <w:r>
-        <w:rPr>
-          <w:rFonts w:ascii="Bookman Old Style" w:eastAsia="Bookman Old Style" w:hAnsi="Bookman Old Style" w:cs="Bookman Old Style"/>
-          <w:color w:val="FF0000"/>
-          <w:sz w:val="24"/>
-          <w:szCs w:val="24"/>
-        </w:rPr>
-        <w:t>{{no_urut_spp</w:t>
-      </w:r>
-      <w:r>
-        <w:rPr>
-          <w:rFonts w:ascii="Bookman Old Style" w:eastAsia="Bookman Old Style" w:hAnsi="Bookman Old Style" w:cs="Bookman Old Style"/>
-          <w:color w:val="FF0000"/>
-          <w:sz w:val="24"/>
-          <w:szCs w:val="24"/>
-        </w:rPr>
-        <w:t>_t2</w:t>
-      </w:r>
-      <w:r>
-        <w:rPr>
-          <w:rFonts w:ascii="Bookman Old Style" w:eastAsia="Bookman Old Style" w:hAnsi="Bookman Old Style" w:cs="Bookman Old Style"/>
-          <w:color w:val="FF0000"/>
-          <w:sz w:val="24"/>
-          <w:szCs w:val="24"/>
-        </w:rPr>
-        <w:t>}}</w:t>
+      <w:proofErr w:type="spellStart"/>
+      <w:r>
+        <w:rPr>
+          <w:rFonts w:ascii="Bookman Old Style" w:eastAsia="Bookman Old Style" w:hAnsi="Bookman Old Style" w:cs="Bookman Old Style"/>
+          <w:color w:val="000000"/>
+          <w:sz w:val="24"/>
+          <w:szCs w:val="24"/>
+        </w:rPr>
+        <w:t>Nomor</w:t>
+      </w:r>
+      <w:proofErr w:type="spellEnd"/>
+      <w:r>
+        <w:rPr>
+          <w:rFonts w:ascii="Bookman Old Style" w:eastAsia="Bookman Old Style" w:hAnsi="Bookman Old Style" w:cs="Bookman Old Style"/>
+          <w:color w:val="000000"/>
+          <w:sz w:val="24"/>
+          <w:szCs w:val="24"/>
+        </w:rPr>
+        <w:t xml:space="preserve">: </w:t>
+      </w:r>
+      <w:r>
+        <w:rPr>
+          <w:rFonts w:ascii="Bookman Old Style" w:eastAsia="Bookman Old Style" w:hAnsi="Bookman Old Style" w:cs="Bookman Old Style"/>
+          <w:color w:val="EE0000"/>
+          <w:sz w:val="24"/>
+          <w:szCs w:val="24"/>
+        </w:rPr>
+        <w:t>{{no_</w:t>
+      </w:r>
+      <w:r>
+        <w:rPr>
+          <w:rFonts w:ascii="Bookman Old Style" w:eastAsia="Bookman Old Style" w:hAnsi="Bookman Old Style" w:cs="Bookman Old Style"/>
+          <w:color w:val="EE0000"/>
+          <w:sz w:val="24"/>
+          <w:szCs w:val="24"/>
+        </w:rPr>
+        <w:t>urut</w:t>
+      </w:r>
+      <w:r>
+        <w:rPr>
+          <w:rFonts w:ascii="Bookman Old Style" w:eastAsia="Bookman Old Style" w:hAnsi="Bookman Old Style" w:cs="Bookman Old Style"/>
+          <w:color w:val="EE0000"/>
+          <w:sz w:val="24"/>
+          <w:szCs w:val="24"/>
+        </w:rPr>
+        <w:t>_spp_t2}}</w:t>
       </w:r>
       <w:r>
         <w:rPr>
@@ -192,7 +216,87 @@
           <w:sz w:val="24"/>
           <w:szCs w:val="24"/>
         </w:rPr>
-        <w:t>Yang bertanda tangan di bawah ini:</w:t>
+        <w:t xml:space="preserve">Yang </w:t>
+      </w:r>
+      <w:proofErr w:type="spellStart"/>
+      <w:r>
+        <w:rPr>
+          <w:rFonts w:ascii="Bookman Old Style" w:eastAsia="Bookman Old Style" w:hAnsi="Bookman Old Style" w:cs="Bookman Old Style"/>
+          <w:color w:val="000000"/>
+          <w:sz w:val="24"/>
+          <w:szCs w:val="24"/>
+        </w:rPr>
+        <w:t>bertanda</w:t>
+      </w:r>
+      <w:proofErr w:type="spellEnd"/>
+      <w:r>
+        <w:rPr>
+          <w:rFonts w:ascii="Bookman Old Style" w:eastAsia="Bookman Old Style" w:hAnsi="Bookman Old Style" w:cs="Bookman Old Style"/>
+          <w:color w:val="000000"/>
+          <w:sz w:val="24"/>
+          <w:szCs w:val="24"/>
+        </w:rPr>
+        <w:t xml:space="preserve"> </w:t>
+      </w:r>
+      <w:proofErr w:type="spellStart"/>
+      <w:r>
+        <w:rPr>
+          <w:rFonts w:ascii="Bookman Old Style" w:eastAsia="Bookman Old Style" w:hAnsi="Bookman Old Style" w:cs="Bookman Old Style"/>
+          <w:color w:val="000000"/>
+          <w:sz w:val="24"/>
+          <w:szCs w:val="24"/>
+        </w:rPr>
+        <w:t>tangan</w:t>
+      </w:r>
+      <w:proofErr w:type="spellEnd"/>
+      <w:r>
+        <w:rPr>
+          <w:rFonts w:ascii="Bookman Old Style" w:eastAsia="Bookman Old Style" w:hAnsi="Bookman Old Style" w:cs="Bookman Old Style"/>
+          <w:color w:val="000000"/>
+          <w:sz w:val="24"/>
+          <w:szCs w:val="24"/>
+        </w:rPr>
+        <w:t xml:space="preserve"> di </w:t>
+      </w:r>
+      <w:proofErr w:type="spellStart"/>
+      <w:r>
+        <w:rPr>
+          <w:rFonts w:ascii="Bookman Old Style" w:eastAsia="Bookman Old Style" w:hAnsi="Bookman Old Style" w:cs="Bookman Old Style"/>
+          <w:color w:val="000000"/>
+          <w:sz w:val="24"/>
+          <w:szCs w:val="24"/>
+        </w:rPr>
+        <w:t>bawah</w:t>
+      </w:r>
+      <w:proofErr w:type="spellEnd"/>
+      <w:r>
+        <w:rPr>
+          <w:rFonts w:ascii="Bookman Old Style" w:eastAsia="Bookman Old Style" w:hAnsi="Bookman Old Style" w:cs="Bookman Old Style"/>
+          <w:color w:val="000000"/>
+          <w:sz w:val="24"/>
+          <w:szCs w:val="24"/>
+        </w:rPr>
+        <w:t xml:space="preserve"> </w:t>
+      </w:r>
+      <w:proofErr w:type="spellStart"/>
+      <w:r>
+        <w:rPr>
+          <w:rFonts w:ascii="Bookman Old Style" w:eastAsia="Bookman Old Style" w:hAnsi="Bookman Old Style" w:cs="Bookman Old Style"/>
+          <w:color w:val="000000"/>
+          <w:sz w:val="24"/>
+          <w:szCs w:val="24"/>
+        </w:rPr>
+        <w:t>ini</w:t>
+      </w:r>
+      <w:proofErr w:type="spellEnd"/>
+      <w:r>
+        <w:rPr>
+          <w:rFonts w:ascii="Bookman Old Style" w:eastAsia="Bookman Old Style" w:hAnsi="Bookman Old Style" w:cs="Bookman Old Style"/>
+          <w:color w:val="000000"/>
+          <w:sz w:val="24"/>
+          <w:szCs w:val="24"/>
+        </w:rPr>
+        <w:t>:</w:t>
       </w:r>
     </w:p>
     <w:p>
@@ -237,7 +341,27 @@
           <w:sz w:val="24"/>
           <w:szCs w:val="24"/>
         </w:rPr>
-        <w:t>{{nama_lengkap}}</w:t>
+        <w:t>{{</w:t>
+      </w:r>
+      <w:proofErr w:type="spellStart"/>
+      <w:r>
+        <w:rPr>
+          <w:rFonts w:ascii="Bookman Old Style" w:eastAsia="Bookman Old Style" w:hAnsi="Bookman Old Style" w:cs="Bookman Old Style"/>
+          <w:color w:val="FF0000"/>
+          <w:sz w:val="24"/>
+          <w:szCs w:val="24"/>
+        </w:rPr>
+        <w:t>nama_lengkap</w:t>
+      </w:r>
+      <w:proofErr w:type="spellEnd"/>
+      <w:r>
+        <w:rPr>
+          <w:rFonts w:ascii="Bookman Old Style" w:eastAsia="Bookman Old Style" w:hAnsi="Bookman Old Style" w:cs="Bookman Old Style"/>
+          <w:color w:val="FF0000"/>
+          <w:sz w:val="24"/>
+          <w:szCs w:val="24"/>
+        </w:rPr>
+        <w:t>}}</w:t>
       </w:r>
     </w:p>
     <w:p>
@@ -283,7 +407,27 @@
           <w:sz w:val="24"/>
           <w:szCs w:val="24"/>
         </w:rPr>
-        <w:t>{{nik}}</w:t>
+        <w:t>{{</w:t>
+      </w:r>
+      <w:proofErr w:type="spellStart"/>
+      <w:r>
+        <w:rPr>
+          <w:rFonts w:ascii="Bookman Old Style" w:eastAsia="Bookman Old Style" w:hAnsi="Bookman Old Style" w:cs="Bookman Old Style"/>
+          <w:color w:val="FF0000"/>
+          <w:sz w:val="24"/>
+          <w:szCs w:val="24"/>
+        </w:rPr>
+        <w:t>nik</w:t>
+      </w:r>
+      <w:proofErr w:type="spellEnd"/>
+      <w:r>
+        <w:rPr>
+          <w:rFonts w:ascii="Bookman Old Style" w:eastAsia="Bookman Old Style" w:hAnsi="Bookman Old Style" w:cs="Bookman Old Style"/>
+          <w:color w:val="FF0000"/>
+          <w:sz w:val="24"/>
+          <w:szCs w:val="24"/>
+        </w:rPr>
+        <w:t>}}</w:t>
       </w:r>
     </w:p>
     <w:p>
@@ -303,13 +447,23 @@
           <w:szCs w:val="24"/>
         </w:rPr>
       </w:pPr>
-      <w:r>
-        <w:rPr>
-          <w:rFonts w:ascii="Bookman Old Style" w:eastAsia="Bookman Old Style" w:hAnsi="Bookman Old Style" w:cs="Bookman Old Style"/>
-          <w:sz w:val="24"/>
-          <w:szCs w:val="24"/>
-        </w:rPr>
-        <w:t xml:space="preserve">Jabatan </w:t>
+      <w:proofErr w:type="spellStart"/>
+      <w:r>
+        <w:rPr>
+          <w:rFonts w:ascii="Bookman Old Style" w:eastAsia="Bookman Old Style" w:hAnsi="Bookman Old Style" w:cs="Bookman Old Style"/>
+          <w:sz w:val="24"/>
+          <w:szCs w:val="24"/>
+        </w:rPr>
+        <w:t>Jabatan</w:t>
+      </w:r>
+      <w:proofErr w:type="spellEnd"/>
+      <w:r>
+        <w:rPr>
+          <w:rFonts w:ascii="Bookman Old Style" w:eastAsia="Bookman Old Style" w:hAnsi="Bookman Old Style" w:cs="Bookman Old Style"/>
+          <w:sz w:val="24"/>
+          <w:szCs w:val="24"/>
+        </w:rPr>
+        <w:t xml:space="preserve"> </w:t>
       </w:r>
       <w:r>
         <w:rPr>
@@ -318,7 +472,43 @@
           <w:szCs w:val="24"/>
         </w:rPr>
         <w:tab/>
-        <w:t>: Petugas Lapangan Sensus Ekonomi 2026</w:t>
+        <w:t xml:space="preserve">: </w:t>
+      </w:r>
+      <w:proofErr w:type="spellStart"/>
+      <w:r>
+        <w:rPr>
+          <w:rFonts w:ascii="Bookman Old Style" w:eastAsia="Bookman Old Style" w:hAnsi="Bookman Old Style" w:cs="Bookman Old Style"/>
+          <w:sz w:val="24"/>
+          <w:szCs w:val="24"/>
+        </w:rPr>
+        <w:t>Petugas</w:t>
+      </w:r>
+      <w:proofErr w:type="spellEnd"/>
+      <w:r>
+        <w:rPr>
+          <w:rFonts w:ascii="Bookman Old Style" w:eastAsia="Bookman Old Style" w:hAnsi="Bookman Old Style" w:cs="Bookman Old Style"/>
+          <w:sz w:val="24"/>
+          <w:szCs w:val="24"/>
+        </w:rPr>
+        <w:t xml:space="preserve"> </w:t>
+      </w:r>
+      <w:proofErr w:type="spellStart"/>
+      <w:r>
+        <w:rPr>
+          <w:rFonts w:ascii="Bookman Old Style" w:eastAsia="Bookman Old Style" w:hAnsi="Bookman Old Style" w:cs="Bookman Old Style"/>
+          <w:sz w:val="24"/>
+          <w:szCs w:val="24"/>
+        </w:rPr>
+        <w:t>Lapangan</w:t>
+      </w:r>
+      <w:proofErr w:type="spellEnd"/>
+      <w:r>
+        <w:rPr>
+          <w:rFonts w:ascii="Bookman Old Style" w:eastAsia="Bookman Old Style" w:hAnsi="Bookman Old Style" w:cs="Bookman Old Style"/>
+          <w:sz w:val="24"/>
+          <w:szCs w:val="24"/>
+        </w:rPr>
+        <w:t xml:space="preserve"> Sensus Ekonomi 2026</w:t>
       </w:r>
     </w:p>
     <w:p>
@@ -341,14 +531,65 @@
           <w:szCs w:val="24"/>
         </w:rPr>
       </w:pPr>
-      <w:r>
-        <w:rPr>
-          <w:rFonts w:ascii="Bookman Old Style" w:eastAsia="Bookman Old Style" w:hAnsi="Bookman Old Style" w:cs="Bookman Old Style"/>
-          <w:color w:val="000000"/>
-          <w:sz w:val="24"/>
-          <w:szCs w:val="24"/>
-        </w:rPr>
-        <w:t>Dengan ini menyatakan:  </w:t>
+      <w:proofErr w:type="spellStart"/>
+      <w:r>
+        <w:rPr>
+          <w:rFonts w:ascii="Bookman Old Style" w:eastAsia="Bookman Old Style" w:hAnsi="Bookman Old Style" w:cs="Bookman Old Style"/>
+          <w:color w:val="000000"/>
+          <w:sz w:val="24"/>
+          <w:szCs w:val="24"/>
+        </w:rPr>
+        <w:t>Dengan</w:t>
+      </w:r>
+      <w:proofErr w:type="spellEnd"/>
+      <w:r>
+        <w:rPr>
+          <w:rFonts w:ascii="Bookman Old Style" w:eastAsia="Bookman Old Style" w:hAnsi="Bookman Old Style" w:cs="Bookman Old Style"/>
+          <w:color w:val="000000"/>
+          <w:sz w:val="24"/>
+          <w:szCs w:val="24"/>
+        </w:rPr>
+        <w:t xml:space="preserve"> </w:t>
+      </w:r>
+      <w:proofErr w:type="spellStart"/>
+      <w:r>
+        <w:rPr>
+          <w:rFonts w:ascii="Bookman Old Style" w:eastAsia="Bookman Old Style" w:hAnsi="Bookman Old Style" w:cs="Bookman Old Style"/>
+          <w:color w:val="000000"/>
+          <w:sz w:val="24"/>
+          <w:szCs w:val="24"/>
+        </w:rPr>
+        <w:t>ini</w:t>
+      </w:r>
+      <w:proofErr w:type="spellEnd"/>
+      <w:r>
+        <w:rPr>
+          <w:rFonts w:ascii="Bookman Old Style" w:eastAsia="Bookman Old Style" w:hAnsi="Bookman Old Style" w:cs="Bookman Old Style"/>
+          <w:color w:val="000000"/>
+          <w:sz w:val="24"/>
+          <w:szCs w:val="24"/>
+        </w:rPr>
+        <w:t xml:space="preserve"> </w:t>
+      </w:r>
+      <w:proofErr w:type="spellStart"/>
+      <w:r>
+        <w:rPr>
+          <w:rFonts w:ascii="Bookman Old Style" w:eastAsia="Bookman Old Style" w:hAnsi="Bookman Old Style" w:cs="Bookman Old Style"/>
+          <w:color w:val="000000"/>
+          <w:sz w:val="24"/>
+          <w:szCs w:val="24"/>
+        </w:rPr>
+        <w:t>menyatakan</w:t>
+      </w:r>
+      <w:proofErr w:type="spellEnd"/>
+      <w:r>
+        <w:rPr>
+          <w:rFonts w:ascii="Bookman Old Style" w:eastAsia="Bookman Old Style" w:hAnsi="Bookman Old Style" w:cs="Bookman Old Style"/>
+          <w:color w:val="000000"/>
+          <w:sz w:val="24"/>
+          <w:szCs w:val="24"/>
+        </w:rPr>
+        <w:t>:  </w:t>
       </w:r>
     </w:p>
     <w:p>
@@ -367,40 +608,131 @@
           <w:szCs w:val="24"/>
         </w:rPr>
       </w:pPr>
-      <w:r>
-        <w:rPr>
-          <w:rFonts w:ascii="Bookman Old Style" w:eastAsia="Bookman Old Style" w:hAnsi="Bookman Old Style" w:cs="Bookman Old Style"/>
-          <w:sz w:val="24"/>
-          <w:szCs w:val="24"/>
-        </w:rPr>
-        <w:t>bahwa t</w:t>
-      </w:r>
-      <w:r>
-        <w:rPr>
-          <w:rFonts w:ascii="Bookman Old Style" w:eastAsia="Bookman Old Style" w:hAnsi="Bookman Old Style" w:cs="Bookman Old Style"/>
-          <w:color w:val="000000"/>
-          <w:sz w:val="24"/>
-          <w:szCs w:val="24"/>
-        </w:rPr>
-        <w:t xml:space="preserve">elah melaksanakan </w:t>
-      </w:r>
-      <w:r>
-        <w:rPr>
-          <w:rFonts w:ascii="Bookman Old Style" w:eastAsia="Bookman Old Style" w:hAnsi="Bookman Old Style" w:cs="Bookman Old Style"/>
-          <w:sz w:val="24"/>
-          <w:szCs w:val="24"/>
-        </w:rPr>
-        <w:t xml:space="preserve">Petugas </w:t>
-      </w:r>
-      <w:r>
-        <w:rPr>
-          <w:rFonts w:ascii="Bookman Old Style" w:eastAsia="Bookman Old Style" w:hAnsi="Bookman Old Style" w:cs="Bookman Old Style"/>
-          <w:color w:val="000000"/>
-          <w:sz w:val="24"/>
-          <w:szCs w:val="24"/>
-        </w:rPr>
-        <w:t xml:space="preserve">Lapangan Sensus Ekonomi 2026 pada Badan Pusat Statistik </w:t>
-      </w:r>
+      <w:proofErr w:type="spellStart"/>
+      <w:r>
+        <w:rPr>
+          <w:rFonts w:ascii="Bookman Old Style" w:eastAsia="Bookman Old Style" w:hAnsi="Bookman Old Style" w:cs="Bookman Old Style"/>
+          <w:sz w:val="24"/>
+          <w:szCs w:val="24"/>
+        </w:rPr>
+        <w:t>bahwa</w:t>
+      </w:r>
+      <w:proofErr w:type="spellEnd"/>
+      <w:r>
+        <w:rPr>
+          <w:rFonts w:ascii="Bookman Old Style" w:eastAsia="Bookman Old Style" w:hAnsi="Bookman Old Style" w:cs="Bookman Old Style"/>
+          <w:sz w:val="24"/>
+          <w:szCs w:val="24"/>
+        </w:rPr>
+        <w:t xml:space="preserve"> </w:t>
+      </w:r>
+      <w:proofErr w:type="spellStart"/>
+      <w:r>
+        <w:rPr>
+          <w:rFonts w:ascii="Bookman Old Style" w:eastAsia="Bookman Old Style" w:hAnsi="Bookman Old Style" w:cs="Bookman Old Style"/>
+          <w:sz w:val="24"/>
+          <w:szCs w:val="24"/>
+        </w:rPr>
+        <w:t>t</w:t>
+      </w:r>
+      <w:r>
+        <w:rPr>
+          <w:rFonts w:ascii="Bookman Old Style" w:eastAsia="Bookman Old Style" w:hAnsi="Bookman Old Style" w:cs="Bookman Old Style"/>
+          <w:color w:val="000000"/>
+          <w:sz w:val="24"/>
+          <w:szCs w:val="24"/>
+        </w:rPr>
+        <w:t>elah</w:t>
+      </w:r>
+      <w:proofErr w:type="spellEnd"/>
+      <w:r>
+        <w:rPr>
+          <w:rFonts w:ascii="Bookman Old Style" w:eastAsia="Bookman Old Style" w:hAnsi="Bookman Old Style" w:cs="Bookman Old Style"/>
+          <w:color w:val="000000"/>
+          <w:sz w:val="24"/>
+          <w:szCs w:val="24"/>
+        </w:rPr>
+        <w:t xml:space="preserve"> </w:t>
+      </w:r>
+      <w:proofErr w:type="spellStart"/>
+      <w:r>
+        <w:rPr>
+          <w:rFonts w:ascii="Bookman Old Style" w:eastAsia="Bookman Old Style" w:hAnsi="Bookman Old Style" w:cs="Bookman Old Style"/>
+          <w:color w:val="000000"/>
+          <w:sz w:val="24"/>
+          <w:szCs w:val="24"/>
+        </w:rPr>
+        <w:t>melaksanakan</w:t>
+      </w:r>
+      <w:proofErr w:type="spellEnd"/>
+      <w:r>
+        <w:rPr>
+          <w:rFonts w:ascii="Bookman Old Style" w:eastAsia="Bookman Old Style" w:hAnsi="Bookman Old Style" w:cs="Bookman Old Style"/>
+          <w:color w:val="000000"/>
+          <w:sz w:val="24"/>
+          <w:szCs w:val="24"/>
+        </w:rPr>
+        <w:t xml:space="preserve"> </w:t>
+      </w:r>
+      <w:proofErr w:type="spellStart"/>
+      <w:r>
+        <w:rPr>
+          <w:rFonts w:ascii="Bookman Old Style" w:eastAsia="Bookman Old Style" w:hAnsi="Bookman Old Style" w:cs="Bookman Old Style"/>
+          <w:sz w:val="24"/>
+          <w:szCs w:val="24"/>
+        </w:rPr>
+        <w:t>Petugas</w:t>
+      </w:r>
+      <w:proofErr w:type="spellEnd"/>
+      <w:r>
+        <w:rPr>
+          <w:rFonts w:ascii="Bookman Old Style" w:eastAsia="Bookman Old Style" w:hAnsi="Bookman Old Style" w:cs="Bookman Old Style"/>
+          <w:sz w:val="24"/>
+          <w:szCs w:val="24"/>
+        </w:rPr>
+        <w:t xml:space="preserve"> </w:t>
+      </w:r>
+      <w:proofErr w:type="spellStart"/>
+      <w:r>
+        <w:rPr>
+          <w:rFonts w:ascii="Bookman Old Style" w:eastAsia="Bookman Old Style" w:hAnsi="Bookman Old Style" w:cs="Bookman Old Style"/>
+          <w:color w:val="000000"/>
+          <w:sz w:val="24"/>
+          <w:szCs w:val="24"/>
+        </w:rPr>
+        <w:t>Lapangan</w:t>
+      </w:r>
+      <w:proofErr w:type="spellEnd"/>
+      <w:r>
+        <w:rPr>
+          <w:rFonts w:ascii="Bookman Old Style" w:eastAsia="Bookman Old Style" w:hAnsi="Bookman Old Style" w:cs="Bookman Old Style"/>
+          <w:color w:val="000000"/>
+          <w:sz w:val="24"/>
+          <w:szCs w:val="24"/>
+        </w:rPr>
+        <w:t xml:space="preserve"> Sensus Ekonomi 2026 pada Badan Pusat </w:t>
+      </w:r>
+      <w:proofErr w:type="spellStart"/>
+      <w:r>
+        <w:rPr>
+          <w:rFonts w:ascii="Bookman Old Style" w:eastAsia="Bookman Old Style" w:hAnsi="Bookman Old Style" w:cs="Bookman Old Style"/>
+          <w:color w:val="000000"/>
+          <w:sz w:val="24"/>
+          <w:szCs w:val="24"/>
+        </w:rPr>
+        <w:t>Statistik</w:t>
+      </w:r>
+      <w:proofErr w:type="spellEnd"/>
+      <w:r>
+        <w:rPr>
+          <w:rFonts w:ascii="Bookman Old Style" w:eastAsia="Bookman Old Style" w:hAnsi="Bookman Old Style" w:cs="Bookman Old Style"/>
+          <w:color w:val="000000"/>
+          <w:sz w:val="24"/>
+          <w:szCs w:val="24"/>
+        </w:rPr>
+        <w:t xml:space="preserve"> </w:t>
+      </w:r>
+      <w:proofErr w:type="spellStart"/>
       <w:r>
         <w:rPr>
           <w:rFonts w:ascii="Bookman Old Style" w:eastAsia="Bookman Old Style" w:hAnsi="Bookman Old Style" w:cs="Bookman Old Style"/>
@@ -408,16 +740,86 @@
           <w:sz w:val="24"/>
           <w:szCs w:val="24"/>
         </w:rPr>
-        <w:t>Kabupaten Barito Kuala</w:t>
-      </w:r>
-      <w:r>
-        <w:rPr>
-          <w:rFonts w:ascii="Bookman Old Style" w:eastAsia="Bookman Old Style" w:hAnsi="Bookman Old Style" w:cs="Bookman Old Style"/>
-          <w:color w:val="000000"/>
-          <w:sz w:val="24"/>
-          <w:szCs w:val="24"/>
-        </w:rPr>
-        <w:t xml:space="preserve"> berdasarkan Perjanjian Kerja Nomor: </w:t>
+        <w:t>Kabupaten</w:t>
+      </w:r>
+      <w:proofErr w:type="spellEnd"/>
+      <w:r>
+        <w:rPr>
+          <w:rFonts w:ascii="Bookman Old Style" w:eastAsia="Bookman Old Style" w:hAnsi="Bookman Old Style" w:cs="Bookman Old Style"/>
+          <w:color w:val="0000FF"/>
+          <w:sz w:val="24"/>
+          <w:szCs w:val="24"/>
+        </w:rPr>
+        <w:t xml:space="preserve"> Barito Kuala</w:t>
+      </w:r>
+      <w:r>
+        <w:rPr>
+          <w:rFonts w:ascii="Bookman Old Style" w:eastAsia="Bookman Old Style" w:hAnsi="Bookman Old Style" w:cs="Bookman Old Style"/>
+          <w:color w:val="000000"/>
+          <w:sz w:val="24"/>
+          <w:szCs w:val="24"/>
+        </w:rPr>
+        <w:t xml:space="preserve"> </w:t>
+      </w:r>
+      <w:proofErr w:type="spellStart"/>
+      <w:r>
+        <w:rPr>
+          <w:rFonts w:ascii="Bookman Old Style" w:eastAsia="Bookman Old Style" w:hAnsi="Bookman Old Style" w:cs="Bookman Old Style"/>
+          <w:color w:val="000000"/>
+          <w:sz w:val="24"/>
+          <w:szCs w:val="24"/>
+        </w:rPr>
+        <w:t>berdasarkan</w:t>
+      </w:r>
+      <w:proofErr w:type="spellEnd"/>
+      <w:r>
+        <w:rPr>
+          <w:rFonts w:ascii="Bookman Old Style" w:eastAsia="Bookman Old Style" w:hAnsi="Bookman Old Style" w:cs="Bookman Old Style"/>
+          <w:color w:val="000000"/>
+          <w:sz w:val="24"/>
+          <w:szCs w:val="24"/>
+        </w:rPr>
+        <w:t xml:space="preserve"> </w:t>
+      </w:r>
+      <w:proofErr w:type="spellStart"/>
+      <w:r>
+        <w:rPr>
+          <w:rFonts w:ascii="Bookman Old Style" w:eastAsia="Bookman Old Style" w:hAnsi="Bookman Old Style" w:cs="Bookman Old Style"/>
+          <w:color w:val="000000"/>
+          <w:sz w:val="24"/>
+          <w:szCs w:val="24"/>
+        </w:rPr>
+        <w:t>Perjanjian</w:t>
+      </w:r>
+      <w:proofErr w:type="spellEnd"/>
+      <w:r>
+        <w:rPr>
+          <w:rFonts w:ascii="Bookman Old Style" w:eastAsia="Bookman Old Style" w:hAnsi="Bookman Old Style" w:cs="Bookman Old Style"/>
+          <w:color w:val="000000"/>
+          <w:sz w:val="24"/>
+          <w:szCs w:val="24"/>
+        </w:rPr>
+        <w:t xml:space="preserve"> </w:t>
+      </w:r>
+      <w:proofErr w:type="spellStart"/>
+      <w:r>
+        <w:rPr>
+          <w:rFonts w:ascii="Bookman Old Style" w:eastAsia="Bookman Old Style" w:hAnsi="Bookman Old Style" w:cs="Bookman Old Style"/>
+          <w:color w:val="000000"/>
+          <w:sz w:val="24"/>
+          <w:szCs w:val="24"/>
+        </w:rPr>
+        <w:t>Kerja</w:t>
+      </w:r>
+      <w:proofErr w:type="spellEnd"/>
+      <w:r>
+        <w:rPr>
+          <w:rFonts w:ascii="Bookman Old Style" w:eastAsia="Bookman Old Style" w:hAnsi="Bookman Old Style" w:cs="Bookman Old Style"/>
+          <w:color w:val="000000"/>
+          <w:sz w:val="24"/>
+          <w:szCs w:val="24"/>
+        </w:rPr>
+        <w:t xml:space="preserve"> Nomor: </w:t>
       </w:r>
       <w:r>
         <w:rPr>
@@ -426,16 +828,96 @@
           <w:sz w:val="24"/>
           <w:szCs w:val="24"/>
         </w:rPr>
-        <w:t>{{no_spk}}</w:t>
-      </w:r>
-      <w:r>
-        <w:rPr>
-          <w:rFonts w:ascii="Bookman Old Style" w:eastAsia="Bookman Old Style" w:hAnsi="Bookman Old Style" w:cs="Bookman Old Style"/>
-          <w:color w:val="000000"/>
-          <w:sz w:val="24"/>
-          <w:szCs w:val="24"/>
-        </w:rPr>
-        <w:t xml:space="preserve">, sesuai dengan target pekerjaan </w:t>
+        <w:t>{{</w:t>
+      </w:r>
+      <w:proofErr w:type="spellStart"/>
+      <w:r>
+        <w:rPr>
+          <w:rFonts w:ascii="Bookman Old Style" w:eastAsia="Bookman Old Style" w:hAnsi="Bookman Old Style" w:cs="Bookman Old Style"/>
+          <w:color w:val="FF0000"/>
+          <w:sz w:val="24"/>
+          <w:szCs w:val="24"/>
+        </w:rPr>
+        <w:t>no_spk</w:t>
+      </w:r>
+      <w:proofErr w:type="spellEnd"/>
+      <w:r>
+        <w:rPr>
+          <w:rFonts w:ascii="Bookman Old Style" w:eastAsia="Bookman Old Style" w:hAnsi="Bookman Old Style" w:cs="Bookman Old Style"/>
+          <w:color w:val="FF0000"/>
+          <w:sz w:val="24"/>
+          <w:szCs w:val="24"/>
+        </w:rPr>
+        <w:t>}}</w:t>
+      </w:r>
+      <w:r>
+        <w:rPr>
+          <w:rFonts w:ascii="Bookman Old Style" w:eastAsia="Bookman Old Style" w:hAnsi="Bookman Old Style" w:cs="Bookman Old Style"/>
+          <w:color w:val="000000"/>
+          <w:sz w:val="24"/>
+          <w:szCs w:val="24"/>
+        </w:rPr>
+        <w:t xml:space="preserve">, </w:t>
+      </w:r>
+      <w:proofErr w:type="spellStart"/>
+      <w:r>
+        <w:rPr>
+          <w:rFonts w:ascii="Bookman Old Style" w:eastAsia="Bookman Old Style" w:hAnsi="Bookman Old Style" w:cs="Bookman Old Style"/>
+          <w:color w:val="000000"/>
+          <w:sz w:val="24"/>
+          <w:szCs w:val="24"/>
+        </w:rPr>
+        <w:t>sesuai</w:t>
+      </w:r>
+      <w:proofErr w:type="spellEnd"/>
+      <w:r>
+        <w:rPr>
+          <w:rFonts w:ascii="Bookman Old Style" w:eastAsia="Bookman Old Style" w:hAnsi="Bookman Old Style" w:cs="Bookman Old Style"/>
+          <w:color w:val="000000"/>
+          <w:sz w:val="24"/>
+          <w:szCs w:val="24"/>
+        </w:rPr>
+        <w:t xml:space="preserve"> </w:t>
+      </w:r>
+      <w:proofErr w:type="spellStart"/>
+      <w:r>
+        <w:rPr>
+          <w:rFonts w:ascii="Bookman Old Style" w:eastAsia="Bookman Old Style" w:hAnsi="Bookman Old Style" w:cs="Bookman Old Style"/>
+          <w:color w:val="000000"/>
+          <w:sz w:val="24"/>
+          <w:szCs w:val="24"/>
+        </w:rPr>
+        <w:t>dengan</w:t>
+      </w:r>
+      <w:proofErr w:type="spellEnd"/>
+      <w:r>
+        <w:rPr>
+          <w:rFonts w:ascii="Bookman Old Style" w:eastAsia="Bookman Old Style" w:hAnsi="Bookman Old Style" w:cs="Bookman Old Style"/>
+          <w:color w:val="000000"/>
+          <w:sz w:val="24"/>
+          <w:szCs w:val="24"/>
+        </w:rPr>
+        <w:t xml:space="preserve"> target </w:t>
+      </w:r>
+      <w:proofErr w:type="spellStart"/>
+      <w:r>
+        <w:rPr>
+          <w:rFonts w:ascii="Bookman Old Style" w:eastAsia="Bookman Old Style" w:hAnsi="Bookman Old Style" w:cs="Bookman Old Style"/>
+          <w:color w:val="000000"/>
+          <w:sz w:val="24"/>
+          <w:szCs w:val="24"/>
+        </w:rPr>
+        <w:t>pekerjaan</w:t>
+      </w:r>
+      <w:proofErr w:type="spellEnd"/>
+      <w:r>
+        <w:rPr>
+          <w:rFonts w:ascii="Bookman Old Style" w:eastAsia="Bookman Old Style" w:hAnsi="Bookman Old Style" w:cs="Bookman Old Style"/>
+          <w:color w:val="000000"/>
+          <w:sz w:val="24"/>
+          <w:szCs w:val="24"/>
+        </w:rPr>
+        <w:t xml:space="preserve"> </w:t>
       </w:r>
       <w:r>
         <w:rPr>
@@ -471,30 +953,87 @@
           <w:szCs w:val="24"/>
         </w:rPr>
       </w:pPr>
-      <w:r>
-        <w:rPr>
-          <w:rFonts w:ascii="Bookman Old Style" w:eastAsia="Bookman Old Style" w:hAnsi="Bookman Old Style" w:cs="Bookman Old Style"/>
-          <w:sz w:val="24"/>
-          <w:szCs w:val="24"/>
-        </w:rPr>
-        <w:t>bahwa h</w:t>
-      </w:r>
-      <w:r>
-        <w:rPr>
-          <w:rFonts w:ascii="Bookman Old Style" w:eastAsia="Bookman Old Style" w:hAnsi="Bookman Old Style" w:cs="Bookman Old Style"/>
-          <w:color w:val="000000"/>
-          <w:sz w:val="24"/>
-          <w:szCs w:val="24"/>
-        </w:rPr>
-        <w:t xml:space="preserve">asil </w:t>
-      </w:r>
-      <w:r>
-        <w:rPr>
-          <w:rFonts w:ascii="Bookman Old Style" w:eastAsia="Bookman Old Style" w:hAnsi="Bookman Old Style" w:cs="Bookman Old Style"/>
-          <w:sz w:val="24"/>
-          <w:szCs w:val="24"/>
-        </w:rPr>
-        <w:t xml:space="preserve">Petugas Lapangan Sensus Ekonomi 2026 </w:t>
+      <w:proofErr w:type="spellStart"/>
+      <w:r>
+        <w:rPr>
+          <w:rFonts w:ascii="Bookman Old Style" w:eastAsia="Bookman Old Style" w:hAnsi="Bookman Old Style" w:cs="Bookman Old Style"/>
+          <w:sz w:val="24"/>
+          <w:szCs w:val="24"/>
+        </w:rPr>
+        <w:t>bahwa</w:t>
+      </w:r>
+      <w:proofErr w:type="spellEnd"/>
+      <w:r>
+        <w:rPr>
+          <w:rFonts w:ascii="Bookman Old Style" w:eastAsia="Bookman Old Style" w:hAnsi="Bookman Old Style" w:cs="Bookman Old Style"/>
+          <w:sz w:val="24"/>
+          <w:szCs w:val="24"/>
+        </w:rPr>
+        <w:t xml:space="preserve"> </w:t>
+      </w:r>
+      <w:proofErr w:type="spellStart"/>
+      <w:r>
+        <w:rPr>
+          <w:rFonts w:ascii="Bookman Old Style" w:eastAsia="Bookman Old Style" w:hAnsi="Bookman Old Style" w:cs="Bookman Old Style"/>
+          <w:sz w:val="24"/>
+          <w:szCs w:val="24"/>
+        </w:rPr>
+        <w:t>h</w:t>
+      </w:r>
+      <w:r>
+        <w:rPr>
+          <w:rFonts w:ascii="Bookman Old Style" w:eastAsia="Bookman Old Style" w:hAnsi="Bookman Old Style" w:cs="Bookman Old Style"/>
+          <w:color w:val="000000"/>
+          <w:sz w:val="24"/>
+          <w:szCs w:val="24"/>
+        </w:rPr>
+        <w:t>asil</w:t>
+      </w:r>
+      <w:proofErr w:type="spellEnd"/>
+      <w:r>
+        <w:rPr>
+          <w:rFonts w:ascii="Bookman Old Style" w:eastAsia="Bookman Old Style" w:hAnsi="Bookman Old Style" w:cs="Bookman Old Style"/>
+          <w:color w:val="000000"/>
+          <w:sz w:val="24"/>
+          <w:szCs w:val="24"/>
+        </w:rPr>
+        <w:t xml:space="preserve"> </w:t>
+      </w:r>
+      <w:proofErr w:type="spellStart"/>
+      <w:r>
+        <w:rPr>
+          <w:rFonts w:ascii="Bookman Old Style" w:eastAsia="Bookman Old Style" w:hAnsi="Bookman Old Style" w:cs="Bookman Old Style"/>
+          <w:sz w:val="24"/>
+          <w:szCs w:val="24"/>
+        </w:rPr>
+        <w:t>Petugas</w:t>
+      </w:r>
+      <w:proofErr w:type="spellEnd"/>
+      <w:r>
+        <w:rPr>
+          <w:rFonts w:ascii="Bookman Old Style" w:eastAsia="Bookman Old Style" w:hAnsi="Bookman Old Style" w:cs="Bookman Old Style"/>
+          <w:sz w:val="24"/>
+          <w:szCs w:val="24"/>
+        </w:rPr>
+        <w:t xml:space="preserve"> </w:t>
+      </w:r>
+      <w:proofErr w:type="spellStart"/>
+      <w:r>
+        <w:rPr>
+          <w:rFonts w:ascii="Bookman Old Style" w:eastAsia="Bookman Old Style" w:hAnsi="Bookman Old Style" w:cs="Bookman Old Style"/>
+          <w:sz w:val="24"/>
+          <w:szCs w:val="24"/>
+        </w:rPr>
+        <w:t>Lapangan</w:t>
+      </w:r>
+      <w:proofErr w:type="spellEnd"/>
+      <w:r>
+        <w:rPr>
+          <w:rFonts w:ascii="Bookman Old Style" w:eastAsia="Bookman Old Style" w:hAnsi="Bookman Old Style" w:cs="Bookman Old Style"/>
+          <w:sz w:val="24"/>
+          <w:szCs w:val="24"/>
+        </w:rPr>
+        <w:t xml:space="preserve"> Sensus Ekonomi 2026 </w:t>
       </w:r>
       <w:r>
         <w:rPr>
@@ -519,7 +1058,67 @@
           <w:sz w:val="24"/>
           <w:szCs w:val="24"/>
         </w:rPr>
-        <w:t xml:space="preserve">yang telah diselesaikan sebanyak </w:t>
+        <w:t xml:space="preserve">yang </w:t>
+      </w:r>
+      <w:proofErr w:type="spellStart"/>
+      <w:r>
+        <w:rPr>
+          <w:rFonts w:ascii="Bookman Old Style" w:eastAsia="Bookman Old Style" w:hAnsi="Bookman Old Style" w:cs="Bookman Old Style"/>
+          <w:color w:val="000000"/>
+          <w:sz w:val="24"/>
+          <w:szCs w:val="24"/>
+        </w:rPr>
+        <w:t>telah</w:t>
+      </w:r>
+      <w:proofErr w:type="spellEnd"/>
+      <w:r>
+        <w:rPr>
+          <w:rFonts w:ascii="Bookman Old Style" w:eastAsia="Bookman Old Style" w:hAnsi="Bookman Old Style" w:cs="Bookman Old Style"/>
+          <w:color w:val="000000"/>
+          <w:sz w:val="24"/>
+          <w:szCs w:val="24"/>
+        </w:rPr>
+        <w:t xml:space="preserve"> </w:t>
+      </w:r>
+      <w:proofErr w:type="spellStart"/>
+      <w:r>
+        <w:rPr>
+          <w:rFonts w:ascii="Bookman Old Style" w:eastAsia="Bookman Old Style" w:hAnsi="Bookman Old Style" w:cs="Bookman Old Style"/>
+          <w:color w:val="000000"/>
+          <w:sz w:val="24"/>
+          <w:szCs w:val="24"/>
+        </w:rPr>
+        <w:t>diselesaikan</w:t>
+      </w:r>
+      <w:proofErr w:type="spellEnd"/>
+      <w:r>
+        <w:rPr>
+          <w:rFonts w:ascii="Bookman Old Style" w:eastAsia="Bookman Old Style" w:hAnsi="Bookman Old Style" w:cs="Bookman Old Style"/>
+          <w:color w:val="000000"/>
+          <w:sz w:val="24"/>
+          <w:szCs w:val="24"/>
+        </w:rPr>
+        <w:t xml:space="preserve"> </w:t>
+      </w:r>
+      <w:proofErr w:type="spellStart"/>
+      <w:r>
+        <w:rPr>
+          <w:rFonts w:ascii="Bookman Old Style" w:eastAsia="Bookman Old Style" w:hAnsi="Bookman Old Style" w:cs="Bookman Old Style"/>
+          <w:color w:val="000000"/>
+          <w:sz w:val="24"/>
+          <w:szCs w:val="24"/>
+        </w:rPr>
+        <w:t>sebanyak</w:t>
+      </w:r>
+      <w:proofErr w:type="spellEnd"/>
+      <w:r>
+        <w:rPr>
+          <w:rFonts w:ascii="Bookman Old Style" w:eastAsia="Bookman Old Style" w:hAnsi="Bookman Old Style" w:cs="Bookman Old Style"/>
+          <w:color w:val="000000"/>
+          <w:sz w:val="24"/>
+          <w:szCs w:val="24"/>
+        </w:rPr>
+        <w:t xml:space="preserve"> </w:t>
       </w:r>
       <w:r>
         <w:rPr>
@@ -528,16 +1127,9 @@
           <w:sz w:val="24"/>
           <w:szCs w:val="24"/>
         </w:rPr>
-        <w:t>{{jml_usaha_min}}</w:t>
-      </w:r>
-      <w:r>
-        <w:rPr>
-          <w:rFonts w:ascii="Bookman Old Style" w:eastAsia="Bookman Old Style" w:hAnsi="Bookman Old Style" w:cs="Bookman Old Style"/>
-          <w:sz w:val="24"/>
-          <w:szCs w:val="24"/>
-        </w:rPr>
-        <w:t xml:space="preserve"> usaha dan</w:t>
-      </w:r>
+        <w:t>{{</w:t>
+      </w:r>
+      <w:proofErr w:type="spellStart"/>
       <w:r>
         <w:rPr>
           <w:rFonts w:ascii="Bookman Old Style" w:eastAsia="Bookman Old Style" w:hAnsi="Bookman Old Style" w:cs="Bookman Old Style"/>
@@ -545,16 +1137,9 @@
           <w:sz w:val="24"/>
           <w:szCs w:val="24"/>
         </w:rPr>
-        <w:t xml:space="preserve"> </w:t>
-      </w:r>
-      <w:r>
-        <w:rPr>
-          <w:rFonts w:ascii="Bookman Old Style" w:eastAsia="Bookman Old Style" w:hAnsi="Bookman Old Style" w:cs="Bookman Old Style"/>
-          <w:sz w:val="24"/>
-          <w:szCs w:val="24"/>
-        </w:rPr>
-        <w:t xml:space="preserve">keluarga dengan presentase sebesar </w:t>
-      </w:r>
+        <w:t>jml_usaha_min</w:t>
+      </w:r>
+      <w:proofErr w:type="spellEnd"/>
       <w:r>
         <w:rPr>
           <w:rFonts w:ascii="Bookman Old Style" w:eastAsia="Bookman Old Style" w:hAnsi="Bookman Old Style" w:cs="Bookman Old Style"/>
@@ -562,15 +1147,33 @@
           <w:sz w:val="24"/>
           <w:szCs w:val="24"/>
         </w:rPr>
-        <w:t xml:space="preserve">{{persentase}} </w:t>
-      </w:r>
-      <w:r>
-        <w:rPr>
-          <w:rFonts w:ascii="Bookman Old Style" w:eastAsia="Bookman Old Style" w:hAnsi="Bookman Old Style" w:cs="Bookman Old Style"/>
-          <w:sz w:val="24"/>
-          <w:szCs w:val="24"/>
-        </w:rPr>
-        <w:t xml:space="preserve">% dari </w:t>
+        <w:t>}}</w:t>
+      </w:r>
+      <w:r>
+        <w:rPr>
+          <w:rFonts w:ascii="Bookman Old Style" w:eastAsia="Bookman Old Style" w:hAnsi="Bookman Old Style" w:cs="Bookman Old Style"/>
+          <w:sz w:val="24"/>
+          <w:szCs w:val="24"/>
+        </w:rPr>
+        <w:t xml:space="preserve"> </w:t>
+      </w:r>
+      <w:proofErr w:type="spellStart"/>
+      <w:r>
+        <w:rPr>
+          <w:rFonts w:ascii="Bookman Old Style" w:eastAsia="Bookman Old Style" w:hAnsi="Bookman Old Style" w:cs="Bookman Old Style"/>
+          <w:sz w:val="24"/>
+          <w:szCs w:val="24"/>
+        </w:rPr>
+        <w:t>usaha</w:t>
+      </w:r>
+      <w:proofErr w:type="spellEnd"/>
+      <w:r>
+        <w:rPr>
+          <w:rFonts w:ascii="Bookman Old Style" w:eastAsia="Bookman Old Style" w:hAnsi="Bookman Old Style" w:cs="Bookman Old Style"/>
+          <w:sz w:val="24"/>
+          <w:szCs w:val="24"/>
+        </w:rPr>
+        <w:t xml:space="preserve"> dan</w:t>
       </w:r>
       <w:r>
         <w:rPr>
@@ -579,8 +1182,72 @@
           <w:sz w:val="24"/>
           <w:szCs w:val="24"/>
         </w:rPr>
-        <w:t>{{jml_usaha}}</w:t>
-      </w:r>
+        <w:t xml:space="preserve"> </w:t>
+      </w:r>
+      <w:proofErr w:type="spellStart"/>
+      <w:r>
+        <w:rPr>
+          <w:rFonts w:ascii="Bookman Old Style" w:eastAsia="Bookman Old Style" w:hAnsi="Bookman Old Style" w:cs="Bookman Old Style"/>
+          <w:sz w:val="24"/>
+          <w:szCs w:val="24"/>
+        </w:rPr>
+        <w:t>keluarga</w:t>
+      </w:r>
+      <w:proofErr w:type="spellEnd"/>
+      <w:r>
+        <w:rPr>
+          <w:rFonts w:ascii="Bookman Old Style" w:eastAsia="Bookman Old Style" w:hAnsi="Bookman Old Style" w:cs="Bookman Old Style"/>
+          <w:sz w:val="24"/>
+          <w:szCs w:val="24"/>
+        </w:rPr>
+        <w:t xml:space="preserve"> </w:t>
+      </w:r>
+      <w:proofErr w:type="spellStart"/>
+      <w:r>
+        <w:rPr>
+          <w:rFonts w:ascii="Bookman Old Style" w:eastAsia="Bookman Old Style" w:hAnsi="Bookman Old Style" w:cs="Bookman Old Style"/>
+          <w:sz w:val="24"/>
+          <w:szCs w:val="24"/>
+        </w:rPr>
+        <w:t>dengan</w:t>
+      </w:r>
+      <w:proofErr w:type="spellEnd"/>
+      <w:r>
+        <w:rPr>
+          <w:rFonts w:ascii="Bookman Old Style" w:eastAsia="Bookman Old Style" w:hAnsi="Bookman Old Style" w:cs="Bookman Old Style"/>
+          <w:sz w:val="24"/>
+          <w:szCs w:val="24"/>
+        </w:rPr>
+        <w:t xml:space="preserve"> </w:t>
+      </w:r>
+      <w:proofErr w:type="spellStart"/>
+      <w:r>
+        <w:rPr>
+          <w:rFonts w:ascii="Bookman Old Style" w:eastAsia="Bookman Old Style" w:hAnsi="Bookman Old Style" w:cs="Bookman Old Style"/>
+          <w:sz w:val="24"/>
+          <w:szCs w:val="24"/>
+        </w:rPr>
+        <w:t>presentase</w:t>
+      </w:r>
+      <w:proofErr w:type="spellEnd"/>
+      <w:r>
+        <w:rPr>
+          <w:rFonts w:ascii="Bookman Old Style" w:eastAsia="Bookman Old Style" w:hAnsi="Bookman Old Style" w:cs="Bookman Old Style"/>
+          <w:sz w:val="24"/>
+          <w:szCs w:val="24"/>
+        </w:rPr>
+        <w:t xml:space="preserve"> </w:t>
+      </w:r>
+      <w:proofErr w:type="spellStart"/>
+      <w:r>
+        <w:rPr>
+          <w:rFonts w:ascii="Bookman Old Style" w:eastAsia="Bookman Old Style" w:hAnsi="Bookman Old Style" w:cs="Bookman Old Style"/>
+          <w:sz w:val="24"/>
+          <w:szCs w:val="24"/>
+        </w:rPr>
+        <w:t>sebesar</w:t>
+      </w:r>
+      <w:proofErr w:type="spellEnd"/>
       <w:r>
         <w:rPr>
           <w:rFonts w:ascii="Bookman Old Style" w:eastAsia="Bookman Old Style" w:hAnsi="Bookman Old Style" w:cs="Bookman Old Style"/>
@@ -596,16 +1263,9 @@
           <w:sz w:val="24"/>
           <w:szCs w:val="24"/>
         </w:rPr>
-        <w:t xml:space="preserve"> </w:t>
-      </w:r>
-      <w:r>
-        <w:rPr>
-          <w:rFonts w:ascii="Bookman Old Style" w:eastAsia="Bookman Old Style" w:hAnsi="Bookman Old Style" w:cs="Bookman Old Style"/>
-          <w:sz w:val="24"/>
-          <w:szCs w:val="24"/>
-        </w:rPr>
-        <w:t>usaha dan</w:t>
-      </w:r>
+        <w:t>{{</w:t>
+      </w:r>
+      <w:proofErr w:type="spellStart"/>
       <w:r>
         <w:rPr>
           <w:rFonts w:ascii="Bookman Old Style" w:eastAsia="Bookman Old Style" w:hAnsi="Bookman Old Style" w:cs="Bookman Old Style"/>
@@ -613,15 +1273,136 @@
           <w:sz w:val="24"/>
           <w:szCs w:val="24"/>
         </w:rPr>
-        <w:t xml:space="preserve"> </w:t>
-      </w:r>
-      <w:r>
-        <w:rPr>
-          <w:rFonts w:ascii="Bookman Old Style" w:eastAsia="Bookman Old Style" w:hAnsi="Bookman Old Style" w:cs="Bookman Old Style"/>
-          <w:sz w:val="24"/>
-          <w:szCs w:val="24"/>
-        </w:rPr>
-        <w:t xml:space="preserve">keluarga target </w:t>
+        <w:t>persentase</w:t>
+      </w:r>
+      <w:proofErr w:type="spellEnd"/>
+      <w:r>
+        <w:rPr>
+          <w:rFonts w:ascii="Bookman Old Style" w:eastAsia="Bookman Old Style" w:hAnsi="Bookman Old Style" w:cs="Bookman Old Style"/>
+          <w:color w:val="FF0000"/>
+          <w:sz w:val="24"/>
+          <w:szCs w:val="24"/>
+        </w:rPr>
+        <w:t xml:space="preserve">}} </w:t>
+      </w:r>
+      <w:r>
+        <w:rPr>
+          <w:rFonts w:ascii="Bookman Old Style" w:eastAsia="Bookman Old Style" w:hAnsi="Bookman Old Style" w:cs="Bookman Old Style"/>
+          <w:sz w:val="24"/>
+          <w:szCs w:val="24"/>
+        </w:rPr>
+        <w:t xml:space="preserve">% </w:t>
+      </w:r>
+      <w:proofErr w:type="spellStart"/>
+      <w:r>
+        <w:rPr>
+          <w:rFonts w:ascii="Bookman Old Style" w:eastAsia="Bookman Old Style" w:hAnsi="Bookman Old Style" w:cs="Bookman Old Style"/>
+          <w:sz w:val="24"/>
+          <w:szCs w:val="24"/>
+        </w:rPr>
+        <w:t>dari</w:t>
+      </w:r>
+      <w:proofErr w:type="spellEnd"/>
+      <w:r>
+        <w:rPr>
+          <w:rFonts w:ascii="Bookman Old Style" w:eastAsia="Bookman Old Style" w:hAnsi="Bookman Old Style" w:cs="Bookman Old Style"/>
+          <w:sz w:val="24"/>
+          <w:szCs w:val="24"/>
+        </w:rPr>
+        <w:t xml:space="preserve"> </w:t>
+      </w:r>
+      <w:r>
+        <w:rPr>
+          <w:rFonts w:ascii="Bookman Old Style" w:eastAsia="Bookman Old Style" w:hAnsi="Bookman Old Style" w:cs="Bookman Old Style"/>
+          <w:color w:val="FF0000"/>
+          <w:sz w:val="24"/>
+          <w:szCs w:val="24"/>
+        </w:rPr>
+        <w:t>{{</w:t>
+      </w:r>
+      <w:proofErr w:type="spellStart"/>
+      <w:r>
+        <w:rPr>
+          <w:rFonts w:ascii="Bookman Old Style" w:eastAsia="Bookman Old Style" w:hAnsi="Bookman Old Style" w:cs="Bookman Old Style"/>
+          <w:color w:val="FF0000"/>
+          <w:sz w:val="24"/>
+          <w:szCs w:val="24"/>
+        </w:rPr>
+        <w:t>jml_usaha</w:t>
+      </w:r>
+      <w:proofErr w:type="spellEnd"/>
+      <w:proofErr w:type="gramStart"/>
+      <w:r>
+        <w:rPr>
+          <w:rFonts w:ascii="Bookman Old Style" w:eastAsia="Bookman Old Style" w:hAnsi="Bookman Old Style" w:cs="Bookman Old Style"/>
+          <w:color w:val="FF0000"/>
+          <w:sz w:val="24"/>
+          <w:szCs w:val="24"/>
+        </w:rPr>
+        <w:t>}}</w:t>
+      </w:r>
+      <w:r>
+        <w:rPr>
+          <w:rFonts w:ascii="Bookman Old Style" w:eastAsia="Bookman Old Style" w:hAnsi="Bookman Old Style" w:cs="Bookman Old Style"/>
+          <w:sz w:val="24"/>
+          <w:szCs w:val="24"/>
+        </w:rPr>
+        <w:t xml:space="preserve"> </w:t>
+      </w:r>
+      <w:r>
+        <w:rPr>
+          <w:rFonts w:ascii="Bookman Old Style" w:eastAsia="Bookman Old Style" w:hAnsi="Bookman Old Style" w:cs="Bookman Old Style"/>
+          <w:color w:val="FF0000"/>
+          <w:sz w:val="24"/>
+          <w:szCs w:val="24"/>
+        </w:rPr>
+        <w:t xml:space="preserve"> </w:t>
+      </w:r>
+      <w:proofErr w:type="spellStart"/>
+      <w:r>
+        <w:rPr>
+          <w:rFonts w:ascii="Bookman Old Style" w:eastAsia="Bookman Old Style" w:hAnsi="Bookman Old Style" w:cs="Bookman Old Style"/>
+          <w:sz w:val="24"/>
+          <w:szCs w:val="24"/>
+        </w:rPr>
+        <w:t>usaha</w:t>
+      </w:r>
+      <w:proofErr w:type="spellEnd"/>
+      <w:proofErr w:type="gramEnd"/>
+      <w:r>
+        <w:rPr>
+          <w:rFonts w:ascii="Bookman Old Style" w:eastAsia="Bookman Old Style" w:hAnsi="Bookman Old Style" w:cs="Bookman Old Style"/>
+          <w:sz w:val="24"/>
+          <w:szCs w:val="24"/>
+        </w:rPr>
+        <w:t xml:space="preserve"> dan</w:t>
+      </w:r>
+      <w:r>
+        <w:rPr>
+          <w:rFonts w:ascii="Bookman Old Style" w:eastAsia="Bookman Old Style" w:hAnsi="Bookman Old Style" w:cs="Bookman Old Style"/>
+          <w:color w:val="FF0000"/>
+          <w:sz w:val="24"/>
+          <w:szCs w:val="24"/>
+        </w:rPr>
+        <w:t xml:space="preserve"> </w:t>
+      </w:r>
+      <w:proofErr w:type="spellStart"/>
+      <w:r>
+        <w:rPr>
+          <w:rFonts w:ascii="Bookman Old Style" w:eastAsia="Bookman Old Style" w:hAnsi="Bookman Old Style" w:cs="Bookman Old Style"/>
+          <w:sz w:val="24"/>
+          <w:szCs w:val="24"/>
+        </w:rPr>
+        <w:t>keluarga</w:t>
+      </w:r>
+      <w:proofErr w:type="spellEnd"/>
+      <w:r>
+        <w:rPr>
+          <w:rFonts w:ascii="Bookman Old Style" w:eastAsia="Bookman Old Style" w:hAnsi="Bookman Old Style" w:cs="Bookman Old Style"/>
+          <w:sz w:val="24"/>
+          <w:szCs w:val="24"/>
+        </w:rPr>
+        <w:t xml:space="preserve"> target </w:t>
       </w:r>
       <w:r>
         <w:rPr>
@@ -658,22 +1439,81 @@
           <w:szCs w:val="24"/>
         </w:rPr>
       </w:pPr>
-      <w:r>
-        <w:rPr>
-          <w:rFonts w:ascii="Bookman Old Style" w:eastAsia="Bookman Old Style" w:hAnsi="Bookman Old Style" w:cs="Bookman Old Style"/>
-          <w:color w:val="000000"/>
-          <w:sz w:val="24"/>
-          <w:szCs w:val="24"/>
-        </w:rPr>
-        <w:t xml:space="preserve">bahwa seluruh </w:t>
-      </w:r>
-      <w:r>
-        <w:rPr>
-          <w:rFonts w:ascii="Bookman Old Style" w:eastAsia="Bookman Old Style" w:hAnsi="Bookman Old Style" w:cs="Bookman Old Style"/>
-          <w:sz w:val="24"/>
-          <w:szCs w:val="24"/>
-        </w:rPr>
-        <w:t xml:space="preserve">hasil pekerjaan </w:t>
+      <w:proofErr w:type="spellStart"/>
+      <w:r>
+        <w:rPr>
+          <w:rFonts w:ascii="Bookman Old Style" w:eastAsia="Bookman Old Style" w:hAnsi="Bookman Old Style" w:cs="Bookman Old Style"/>
+          <w:color w:val="000000"/>
+          <w:sz w:val="24"/>
+          <w:szCs w:val="24"/>
+        </w:rPr>
+        <w:t>bahwa</w:t>
+      </w:r>
+      <w:proofErr w:type="spellEnd"/>
+      <w:r>
+        <w:rPr>
+          <w:rFonts w:ascii="Bookman Old Style" w:eastAsia="Bookman Old Style" w:hAnsi="Bookman Old Style" w:cs="Bookman Old Style"/>
+          <w:color w:val="000000"/>
+          <w:sz w:val="24"/>
+          <w:szCs w:val="24"/>
+        </w:rPr>
+        <w:t xml:space="preserve"> </w:t>
+      </w:r>
+      <w:proofErr w:type="spellStart"/>
+      <w:r>
+        <w:rPr>
+          <w:rFonts w:ascii="Bookman Old Style" w:eastAsia="Bookman Old Style" w:hAnsi="Bookman Old Style" w:cs="Bookman Old Style"/>
+          <w:color w:val="000000"/>
+          <w:sz w:val="24"/>
+          <w:szCs w:val="24"/>
+        </w:rPr>
+        <w:t>seluruh</w:t>
+      </w:r>
+      <w:proofErr w:type="spellEnd"/>
+      <w:r>
+        <w:rPr>
+          <w:rFonts w:ascii="Bookman Old Style" w:eastAsia="Bookman Old Style" w:hAnsi="Bookman Old Style" w:cs="Bookman Old Style"/>
+          <w:color w:val="000000"/>
+          <w:sz w:val="24"/>
+          <w:szCs w:val="24"/>
+        </w:rPr>
+        <w:t xml:space="preserve"> </w:t>
+      </w:r>
+      <w:proofErr w:type="spellStart"/>
+      <w:r>
+        <w:rPr>
+          <w:rFonts w:ascii="Bookman Old Style" w:eastAsia="Bookman Old Style" w:hAnsi="Bookman Old Style" w:cs="Bookman Old Style"/>
+          <w:sz w:val="24"/>
+          <w:szCs w:val="24"/>
+        </w:rPr>
+        <w:t>hasil</w:t>
+      </w:r>
+      <w:proofErr w:type="spellEnd"/>
+      <w:r>
+        <w:rPr>
+          <w:rFonts w:ascii="Bookman Old Style" w:eastAsia="Bookman Old Style" w:hAnsi="Bookman Old Style" w:cs="Bookman Old Style"/>
+          <w:sz w:val="24"/>
+          <w:szCs w:val="24"/>
+        </w:rPr>
+        <w:t xml:space="preserve"> </w:t>
+      </w:r>
+      <w:proofErr w:type="spellStart"/>
+      <w:r>
+        <w:rPr>
+          <w:rFonts w:ascii="Bookman Old Style" w:eastAsia="Bookman Old Style" w:hAnsi="Bookman Old Style" w:cs="Bookman Old Style"/>
+          <w:sz w:val="24"/>
+          <w:szCs w:val="24"/>
+        </w:rPr>
+        <w:t>pekerjaan</w:t>
+      </w:r>
+      <w:proofErr w:type="spellEnd"/>
+      <w:r>
+        <w:rPr>
+          <w:rFonts w:ascii="Bookman Old Style" w:eastAsia="Bookman Old Style" w:hAnsi="Bookman Old Style" w:cs="Bookman Old Style"/>
+          <w:sz w:val="24"/>
+          <w:szCs w:val="24"/>
+        </w:rPr>
+        <w:t xml:space="preserve"> </w:t>
       </w:r>
       <w:r>
         <w:rPr>
@@ -691,15 +1531,177 @@
         </w:rPr>
         <w:t xml:space="preserve"> </w:t>
       </w:r>
-      <w:r>
-        <w:rPr>
-          <w:rFonts w:ascii="Bookman Old Style" w:eastAsia="Bookman Old Style" w:hAnsi="Bookman Old Style" w:cs="Bookman Old Style"/>
-          <w:color w:val="000000"/>
-          <w:sz w:val="24"/>
-          <w:szCs w:val="24"/>
-        </w:rPr>
-        <w:t>adalah benar, akurat, dan dapat dipertanggungjawabkan sesuai dengan kondisi di lapangan</w:t>
-      </w:r>
+      <w:proofErr w:type="spellStart"/>
+      <w:r>
+        <w:rPr>
+          <w:rFonts w:ascii="Bookman Old Style" w:eastAsia="Bookman Old Style" w:hAnsi="Bookman Old Style" w:cs="Bookman Old Style"/>
+          <w:color w:val="000000"/>
+          <w:sz w:val="24"/>
+          <w:szCs w:val="24"/>
+        </w:rPr>
+        <w:t>adalah</w:t>
+      </w:r>
+      <w:proofErr w:type="spellEnd"/>
+      <w:r>
+        <w:rPr>
+          <w:rFonts w:ascii="Bookman Old Style" w:eastAsia="Bookman Old Style" w:hAnsi="Bookman Old Style" w:cs="Bookman Old Style"/>
+          <w:color w:val="000000"/>
+          <w:sz w:val="24"/>
+          <w:szCs w:val="24"/>
+        </w:rPr>
+        <w:t xml:space="preserve"> </w:t>
+      </w:r>
+      <w:proofErr w:type="spellStart"/>
+      <w:r>
+        <w:rPr>
+          <w:rFonts w:ascii="Bookman Old Style" w:eastAsia="Bookman Old Style" w:hAnsi="Bookman Old Style" w:cs="Bookman Old Style"/>
+          <w:color w:val="000000"/>
+          <w:sz w:val="24"/>
+          <w:szCs w:val="24"/>
+        </w:rPr>
+        <w:t>benar</w:t>
+      </w:r>
+      <w:proofErr w:type="spellEnd"/>
+      <w:r>
+        <w:rPr>
+          <w:rFonts w:ascii="Bookman Old Style" w:eastAsia="Bookman Old Style" w:hAnsi="Bookman Old Style" w:cs="Bookman Old Style"/>
+          <w:color w:val="000000"/>
+          <w:sz w:val="24"/>
+          <w:szCs w:val="24"/>
+        </w:rPr>
+        <w:t xml:space="preserve">, </w:t>
+      </w:r>
+      <w:proofErr w:type="spellStart"/>
+      <w:r>
+        <w:rPr>
+          <w:rFonts w:ascii="Bookman Old Style" w:eastAsia="Bookman Old Style" w:hAnsi="Bookman Old Style" w:cs="Bookman Old Style"/>
+          <w:color w:val="000000"/>
+          <w:sz w:val="24"/>
+          <w:szCs w:val="24"/>
+        </w:rPr>
+        <w:t>akurat</w:t>
+      </w:r>
+      <w:proofErr w:type="spellEnd"/>
+      <w:r>
+        <w:rPr>
+          <w:rFonts w:ascii="Bookman Old Style" w:eastAsia="Bookman Old Style" w:hAnsi="Bookman Old Style" w:cs="Bookman Old Style"/>
+          <w:color w:val="000000"/>
+          <w:sz w:val="24"/>
+          <w:szCs w:val="24"/>
+        </w:rPr>
+        <w:t xml:space="preserve">, dan </w:t>
+      </w:r>
+      <w:proofErr w:type="spellStart"/>
+      <w:r>
+        <w:rPr>
+          <w:rFonts w:ascii="Bookman Old Style" w:eastAsia="Bookman Old Style" w:hAnsi="Bookman Old Style" w:cs="Bookman Old Style"/>
+          <w:color w:val="000000"/>
+          <w:sz w:val="24"/>
+          <w:szCs w:val="24"/>
+        </w:rPr>
+        <w:t>dapat</w:t>
+      </w:r>
+      <w:proofErr w:type="spellEnd"/>
+      <w:r>
+        <w:rPr>
+          <w:rFonts w:ascii="Bookman Old Style" w:eastAsia="Bookman Old Style" w:hAnsi="Bookman Old Style" w:cs="Bookman Old Style"/>
+          <w:color w:val="000000"/>
+          <w:sz w:val="24"/>
+          <w:szCs w:val="24"/>
+        </w:rPr>
+        <w:t xml:space="preserve"> </w:t>
+      </w:r>
+      <w:proofErr w:type="spellStart"/>
+      <w:r>
+        <w:rPr>
+          <w:rFonts w:ascii="Bookman Old Style" w:eastAsia="Bookman Old Style" w:hAnsi="Bookman Old Style" w:cs="Bookman Old Style"/>
+          <w:color w:val="000000"/>
+          <w:sz w:val="24"/>
+          <w:szCs w:val="24"/>
+        </w:rPr>
+        <w:t>dipertanggungjawabkan</w:t>
+      </w:r>
+      <w:proofErr w:type="spellEnd"/>
+      <w:r>
+        <w:rPr>
+          <w:rFonts w:ascii="Bookman Old Style" w:eastAsia="Bookman Old Style" w:hAnsi="Bookman Old Style" w:cs="Bookman Old Style"/>
+          <w:color w:val="000000"/>
+          <w:sz w:val="24"/>
+          <w:szCs w:val="24"/>
+        </w:rPr>
+        <w:t xml:space="preserve"> </w:t>
+      </w:r>
+      <w:proofErr w:type="spellStart"/>
+      <w:r>
+        <w:rPr>
+          <w:rFonts w:ascii="Bookman Old Style" w:eastAsia="Bookman Old Style" w:hAnsi="Bookman Old Style" w:cs="Bookman Old Style"/>
+          <w:color w:val="000000"/>
+          <w:sz w:val="24"/>
+          <w:szCs w:val="24"/>
+        </w:rPr>
+        <w:t>sesuai</w:t>
+      </w:r>
+      <w:proofErr w:type="spellEnd"/>
+      <w:r>
+        <w:rPr>
+          <w:rFonts w:ascii="Bookman Old Style" w:eastAsia="Bookman Old Style" w:hAnsi="Bookman Old Style" w:cs="Bookman Old Style"/>
+          <w:color w:val="000000"/>
+          <w:sz w:val="24"/>
+          <w:szCs w:val="24"/>
+        </w:rPr>
+        <w:t xml:space="preserve"> </w:t>
+      </w:r>
+      <w:proofErr w:type="spellStart"/>
+      <w:r>
+        <w:rPr>
+          <w:rFonts w:ascii="Bookman Old Style" w:eastAsia="Bookman Old Style" w:hAnsi="Bookman Old Style" w:cs="Bookman Old Style"/>
+          <w:color w:val="000000"/>
+          <w:sz w:val="24"/>
+          <w:szCs w:val="24"/>
+        </w:rPr>
+        <w:t>dengan</w:t>
+      </w:r>
+      <w:proofErr w:type="spellEnd"/>
+      <w:r>
+        <w:rPr>
+          <w:rFonts w:ascii="Bookman Old Style" w:eastAsia="Bookman Old Style" w:hAnsi="Bookman Old Style" w:cs="Bookman Old Style"/>
+          <w:color w:val="000000"/>
+          <w:sz w:val="24"/>
+          <w:szCs w:val="24"/>
+        </w:rPr>
+        <w:t xml:space="preserve"> </w:t>
+      </w:r>
+      <w:proofErr w:type="spellStart"/>
+      <w:r>
+        <w:rPr>
+          <w:rFonts w:ascii="Bookman Old Style" w:eastAsia="Bookman Old Style" w:hAnsi="Bookman Old Style" w:cs="Bookman Old Style"/>
+          <w:color w:val="000000"/>
+          <w:sz w:val="24"/>
+          <w:szCs w:val="24"/>
+        </w:rPr>
+        <w:t>kondisi</w:t>
+      </w:r>
+      <w:proofErr w:type="spellEnd"/>
+      <w:r>
+        <w:rPr>
+          <w:rFonts w:ascii="Bookman Old Style" w:eastAsia="Bookman Old Style" w:hAnsi="Bookman Old Style" w:cs="Bookman Old Style"/>
+          <w:color w:val="000000"/>
+          <w:sz w:val="24"/>
+          <w:szCs w:val="24"/>
+        </w:rPr>
+        <w:t xml:space="preserve"> di </w:t>
+      </w:r>
+      <w:proofErr w:type="spellStart"/>
+      <w:r>
+        <w:rPr>
+          <w:rFonts w:ascii="Bookman Old Style" w:eastAsia="Bookman Old Style" w:hAnsi="Bookman Old Style" w:cs="Bookman Old Style"/>
+          <w:color w:val="000000"/>
+          <w:sz w:val="24"/>
+          <w:szCs w:val="24"/>
+        </w:rPr>
+        <w:t>lapangan</w:t>
+      </w:r>
+      <w:proofErr w:type="spellEnd"/>
       <w:r>
         <w:rPr>
           <w:rFonts w:ascii="Bookman Old Style" w:eastAsia="Bookman Old Style" w:hAnsi="Bookman Old Style" w:cs="Bookman Old Style"/>
@@ -725,14 +1727,412 @@
           <w:szCs w:val="24"/>
         </w:rPr>
       </w:pPr>
-      <w:r>
-        <w:rPr>
-          <w:rFonts w:ascii="Bookman Old Style" w:eastAsia="Bookman Old Style" w:hAnsi="Bookman Old Style" w:cs="Bookman Old Style"/>
-          <w:sz w:val="24"/>
-          <w:szCs w:val="24"/>
-        </w:rPr>
-        <w:t>apabila di kemudian hari ditemukan ketidaksesuaian, kekeliruan, atau penyimpangan atas pekerjaan yang saya lakukan, maka saya bersedia bertanggung jawab sepenuhnya sesuai dengan ketentuan peraturan perundang-undangan</w:t>
-      </w:r>
+      <w:proofErr w:type="spellStart"/>
+      <w:r>
+        <w:rPr>
+          <w:rFonts w:ascii="Bookman Old Style" w:eastAsia="Bookman Old Style" w:hAnsi="Bookman Old Style" w:cs="Bookman Old Style"/>
+          <w:sz w:val="24"/>
+          <w:szCs w:val="24"/>
+        </w:rPr>
+        <w:t>apabila</w:t>
+      </w:r>
+      <w:proofErr w:type="spellEnd"/>
+      <w:r>
+        <w:rPr>
+          <w:rFonts w:ascii="Bookman Old Style" w:eastAsia="Bookman Old Style" w:hAnsi="Bookman Old Style" w:cs="Bookman Old Style"/>
+          <w:sz w:val="24"/>
+          <w:szCs w:val="24"/>
+        </w:rPr>
+        <w:t xml:space="preserve"> di </w:t>
+      </w:r>
+      <w:proofErr w:type="spellStart"/>
+      <w:r>
+        <w:rPr>
+          <w:rFonts w:ascii="Bookman Old Style" w:eastAsia="Bookman Old Style" w:hAnsi="Bookman Old Style" w:cs="Bookman Old Style"/>
+          <w:sz w:val="24"/>
+          <w:szCs w:val="24"/>
+        </w:rPr>
+        <w:t>kemudian</w:t>
+      </w:r>
+      <w:proofErr w:type="spellEnd"/>
+      <w:r>
+        <w:rPr>
+          <w:rFonts w:ascii="Bookman Old Style" w:eastAsia="Bookman Old Style" w:hAnsi="Bookman Old Style" w:cs="Bookman Old Style"/>
+          <w:sz w:val="24"/>
+          <w:szCs w:val="24"/>
+        </w:rPr>
+        <w:t xml:space="preserve"> </w:t>
+      </w:r>
+      <w:proofErr w:type="spellStart"/>
+      <w:r>
+        <w:rPr>
+          <w:rFonts w:ascii="Bookman Old Style" w:eastAsia="Bookman Old Style" w:hAnsi="Bookman Old Style" w:cs="Bookman Old Style"/>
+          <w:sz w:val="24"/>
+          <w:szCs w:val="24"/>
+        </w:rPr>
+        <w:t>hari</w:t>
+      </w:r>
+      <w:proofErr w:type="spellEnd"/>
+      <w:r>
+        <w:rPr>
+          <w:rFonts w:ascii="Bookman Old Style" w:eastAsia="Bookman Old Style" w:hAnsi="Bookman Old Style" w:cs="Bookman Old Style"/>
+          <w:sz w:val="24"/>
+          <w:szCs w:val="24"/>
+        </w:rPr>
+        <w:t xml:space="preserve"> </w:t>
+      </w:r>
+      <w:proofErr w:type="spellStart"/>
+      <w:r>
+        <w:rPr>
+          <w:rFonts w:ascii="Bookman Old Style" w:eastAsia="Bookman Old Style" w:hAnsi="Bookman Old Style" w:cs="Bookman Old Style"/>
+          <w:sz w:val="24"/>
+          <w:szCs w:val="24"/>
+        </w:rPr>
+        <w:t>ditemukan</w:t>
+      </w:r>
+      <w:proofErr w:type="spellEnd"/>
+      <w:r>
+        <w:rPr>
+          <w:rFonts w:ascii="Bookman Old Style" w:eastAsia="Bookman Old Style" w:hAnsi="Bookman Old Style" w:cs="Bookman Old Style"/>
+          <w:sz w:val="24"/>
+          <w:szCs w:val="24"/>
+        </w:rPr>
+        <w:t xml:space="preserve"> </w:t>
+      </w:r>
+      <w:proofErr w:type="spellStart"/>
+      <w:r>
+        <w:rPr>
+          <w:rFonts w:ascii="Bookman Old Style" w:eastAsia="Bookman Old Style" w:hAnsi="Bookman Old Style" w:cs="Bookman Old Style"/>
+          <w:sz w:val="24"/>
+          <w:szCs w:val="24"/>
+        </w:rPr>
+        <w:t>ketidaksesuaian</w:t>
+      </w:r>
+      <w:proofErr w:type="spellEnd"/>
+      <w:r>
+        <w:rPr>
+          <w:rFonts w:ascii="Bookman Old Style" w:eastAsia="Bookman Old Style" w:hAnsi="Bookman Old Style" w:cs="Bookman Old Style"/>
+          <w:sz w:val="24"/>
+          <w:szCs w:val="24"/>
+        </w:rPr>
+        <w:t xml:space="preserve">, </w:t>
+      </w:r>
+      <w:proofErr w:type="spellStart"/>
+      <w:r>
+        <w:rPr>
+          <w:rFonts w:ascii="Bookman Old Style" w:eastAsia="Bookman Old Style" w:hAnsi="Bookman Old Style" w:cs="Bookman Old Style"/>
+          <w:sz w:val="24"/>
+          <w:szCs w:val="24"/>
+        </w:rPr>
+        <w:t>kekeliruan</w:t>
+      </w:r>
+      <w:proofErr w:type="spellEnd"/>
+      <w:r>
+        <w:rPr>
+          <w:rFonts w:ascii="Bookman Old Style" w:eastAsia="Bookman Old Style" w:hAnsi="Bookman Old Style" w:cs="Bookman Old Style"/>
+          <w:sz w:val="24"/>
+          <w:szCs w:val="24"/>
+        </w:rPr>
+        <w:t xml:space="preserve">, </w:t>
+      </w:r>
+      <w:proofErr w:type="spellStart"/>
+      <w:r>
+        <w:rPr>
+          <w:rFonts w:ascii="Bookman Old Style" w:eastAsia="Bookman Old Style" w:hAnsi="Bookman Old Style" w:cs="Bookman Old Style"/>
+          <w:sz w:val="24"/>
+          <w:szCs w:val="24"/>
+        </w:rPr>
+        <w:t>atau</w:t>
+      </w:r>
+      <w:proofErr w:type="spellEnd"/>
+      <w:r>
+        <w:rPr>
+          <w:rFonts w:ascii="Bookman Old Style" w:eastAsia="Bookman Old Style" w:hAnsi="Bookman Old Style" w:cs="Bookman Old Style"/>
+          <w:sz w:val="24"/>
+          <w:szCs w:val="24"/>
+        </w:rPr>
+        <w:t xml:space="preserve"> </w:t>
+      </w:r>
+      <w:proofErr w:type="spellStart"/>
+      <w:r>
+        <w:rPr>
+          <w:rFonts w:ascii="Bookman Old Style" w:eastAsia="Bookman Old Style" w:hAnsi="Bookman Old Style" w:cs="Bookman Old Style"/>
+          <w:sz w:val="24"/>
+          <w:szCs w:val="24"/>
+        </w:rPr>
+        <w:t>penyimpangan</w:t>
+      </w:r>
+      <w:proofErr w:type="spellEnd"/>
+      <w:r>
+        <w:rPr>
+          <w:rFonts w:ascii="Bookman Old Style" w:eastAsia="Bookman Old Style" w:hAnsi="Bookman Old Style" w:cs="Bookman Old Style"/>
+          <w:sz w:val="24"/>
+          <w:szCs w:val="24"/>
+        </w:rPr>
+        <w:t xml:space="preserve"> </w:t>
+      </w:r>
+      <w:proofErr w:type="spellStart"/>
+      <w:r>
+        <w:rPr>
+          <w:rFonts w:ascii="Bookman Old Style" w:eastAsia="Bookman Old Style" w:hAnsi="Bookman Old Style" w:cs="Bookman Old Style"/>
+          <w:sz w:val="24"/>
+          <w:szCs w:val="24"/>
+        </w:rPr>
+        <w:t>atas</w:t>
+      </w:r>
+      <w:proofErr w:type="spellEnd"/>
+      <w:r>
+        <w:rPr>
+          <w:rFonts w:ascii="Bookman Old Style" w:eastAsia="Bookman Old Style" w:hAnsi="Bookman Old Style" w:cs="Bookman Old Style"/>
+          <w:sz w:val="24"/>
+          <w:szCs w:val="24"/>
+        </w:rPr>
+        <w:t xml:space="preserve"> </w:t>
+      </w:r>
+      <w:proofErr w:type="spellStart"/>
+      <w:r>
+        <w:rPr>
+          <w:rFonts w:ascii="Bookman Old Style" w:eastAsia="Bookman Old Style" w:hAnsi="Bookman Old Style" w:cs="Bookman Old Style"/>
+          <w:sz w:val="24"/>
+          <w:szCs w:val="24"/>
+        </w:rPr>
+        <w:t>pekerjaan</w:t>
+      </w:r>
+      <w:proofErr w:type="spellEnd"/>
+      <w:r>
+        <w:rPr>
+          <w:rFonts w:ascii="Bookman Old Style" w:eastAsia="Bookman Old Style" w:hAnsi="Bookman Old Style" w:cs="Bookman Old Style"/>
+          <w:sz w:val="24"/>
+          <w:szCs w:val="24"/>
+        </w:rPr>
+        <w:t xml:space="preserve"> yang </w:t>
+      </w:r>
+      <w:proofErr w:type="spellStart"/>
+      <w:r>
+        <w:rPr>
+          <w:rFonts w:ascii="Bookman Old Style" w:eastAsia="Bookman Old Style" w:hAnsi="Bookman Old Style" w:cs="Bookman Old Style"/>
+          <w:sz w:val="24"/>
+          <w:szCs w:val="24"/>
+        </w:rPr>
+        <w:t>saya</w:t>
+      </w:r>
+      <w:proofErr w:type="spellEnd"/>
+      <w:r>
+        <w:rPr>
+          <w:rFonts w:ascii="Bookman Old Style" w:eastAsia="Bookman Old Style" w:hAnsi="Bookman Old Style" w:cs="Bookman Old Style"/>
+          <w:sz w:val="24"/>
+          <w:szCs w:val="24"/>
+        </w:rPr>
+        <w:t xml:space="preserve"> </w:t>
+      </w:r>
+      <w:proofErr w:type="spellStart"/>
+      <w:r>
+        <w:rPr>
+          <w:rFonts w:ascii="Bookman Old Style" w:eastAsia="Bookman Old Style" w:hAnsi="Bookman Old Style" w:cs="Bookman Old Style"/>
+          <w:sz w:val="24"/>
+          <w:szCs w:val="24"/>
+        </w:rPr>
+        <w:t>lakukan</w:t>
+      </w:r>
+      <w:proofErr w:type="spellEnd"/>
+      <w:r>
+        <w:rPr>
+          <w:rFonts w:ascii="Bookman Old Style" w:eastAsia="Bookman Old Style" w:hAnsi="Bookman Old Style" w:cs="Bookman Old Style"/>
+          <w:sz w:val="24"/>
+          <w:szCs w:val="24"/>
+        </w:rPr>
+        <w:t xml:space="preserve">, </w:t>
+      </w:r>
+      <w:proofErr w:type="spellStart"/>
+      <w:r>
+        <w:rPr>
+          <w:rFonts w:ascii="Bookman Old Style" w:eastAsia="Bookman Old Style" w:hAnsi="Bookman Old Style" w:cs="Bookman Old Style"/>
+          <w:sz w:val="24"/>
+          <w:szCs w:val="24"/>
+        </w:rPr>
+        <w:t>maka</w:t>
+      </w:r>
+      <w:proofErr w:type="spellEnd"/>
+      <w:r>
+        <w:rPr>
+          <w:rFonts w:ascii="Bookman Old Style" w:eastAsia="Bookman Old Style" w:hAnsi="Bookman Old Style" w:cs="Bookman Old Style"/>
+          <w:sz w:val="24"/>
+          <w:szCs w:val="24"/>
+        </w:rPr>
+        <w:t xml:space="preserve"> </w:t>
+      </w:r>
+      <w:proofErr w:type="spellStart"/>
+      <w:r>
+        <w:rPr>
+          <w:rFonts w:ascii="Bookman Old Style" w:eastAsia="Bookman Old Style" w:hAnsi="Bookman Old Style" w:cs="Bookman Old Style"/>
+          <w:sz w:val="24"/>
+          <w:szCs w:val="24"/>
+        </w:rPr>
+        <w:t>saya</w:t>
+      </w:r>
+      <w:proofErr w:type="spellEnd"/>
+      <w:r>
+        <w:rPr>
+          <w:rFonts w:ascii="Bookman Old Style" w:eastAsia="Bookman Old Style" w:hAnsi="Bookman Old Style" w:cs="Bookman Old Style"/>
+          <w:sz w:val="24"/>
+          <w:szCs w:val="24"/>
+        </w:rPr>
+        <w:t xml:space="preserve"> </w:t>
+      </w:r>
+      <w:proofErr w:type="spellStart"/>
+      <w:r>
+        <w:rPr>
+          <w:rFonts w:ascii="Bookman Old Style" w:eastAsia="Bookman Old Style" w:hAnsi="Bookman Old Style" w:cs="Bookman Old Style"/>
+          <w:sz w:val="24"/>
+          <w:szCs w:val="24"/>
+        </w:rPr>
+        <w:t>bersedia</w:t>
+      </w:r>
+      <w:proofErr w:type="spellEnd"/>
+      <w:r>
+        <w:rPr>
+          <w:rFonts w:ascii="Bookman Old Style" w:eastAsia="Bookman Old Style" w:hAnsi="Bookman Old Style" w:cs="Bookman Old Style"/>
+          <w:sz w:val="24"/>
+          <w:szCs w:val="24"/>
+        </w:rPr>
+        <w:t xml:space="preserve"> </w:t>
+      </w:r>
+      <w:proofErr w:type="spellStart"/>
+      <w:r>
+        <w:rPr>
+          <w:rFonts w:ascii="Bookman Old Style" w:eastAsia="Bookman Old Style" w:hAnsi="Bookman Old Style" w:cs="Bookman Old Style"/>
+          <w:sz w:val="24"/>
+          <w:szCs w:val="24"/>
+        </w:rPr>
+        <w:t>bertanggung</w:t>
+      </w:r>
+      <w:proofErr w:type="spellEnd"/>
+      <w:r>
+        <w:rPr>
+          <w:rFonts w:ascii="Bookman Old Style" w:eastAsia="Bookman Old Style" w:hAnsi="Bookman Old Style" w:cs="Bookman Old Style"/>
+          <w:sz w:val="24"/>
+          <w:szCs w:val="24"/>
+        </w:rPr>
+        <w:t xml:space="preserve"> </w:t>
+      </w:r>
+      <w:proofErr w:type="spellStart"/>
+      <w:r>
+        <w:rPr>
+          <w:rFonts w:ascii="Bookman Old Style" w:eastAsia="Bookman Old Style" w:hAnsi="Bookman Old Style" w:cs="Bookman Old Style"/>
+          <w:sz w:val="24"/>
+          <w:szCs w:val="24"/>
+        </w:rPr>
+        <w:t>jawab</w:t>
+      </w:r>
+      <w:proofErr w:type="spellEnd"/>
+      <w:r>
+        <w:rPr>
+          <w:rFonts w:ascii="Bookman Old Style" w:eastAsia="Bookman Old Style" w:hAnsi="Bookman Old Style" w:cs="Bookman Old Style"/>
+          <w:sz w:val="24"/>
+          <w:szCs w:val="24"/>
+        </w:rPr>
+        <w:t xml:space="preserve"> </w:t>
+      </w:r>
+      <w:proofErr w:type="spellStart"/>
+      <w:r>
+        <w:rPr>
+          <w:rFonts w:ascii="Bookman Old Style" w:eastAsia="Bookman Old Style" w:hAnsi="Bookman Old Style" w:cs="Bookman Old Style"/>
+          <w:sz w:val="24"/>
+          <w:szCs w:val="24"/>
+        </w:rPr>
+        <w:t>sepenuhnya</w:t>
+      </w:r>
+      <w:proofErr w:type="spellEnd"/>
+      <w:r>
+        <w:rPr>
+          <w:rFonts w:ascii="Bookman Old Style" w:eastAsia="Bookman Old Style" w:hAnsi="Bookman Old Style" w:cs="Bookman Old Style"/>
+          <w:sz w:val="24"/>
+          <w:szCs w:val="24"/>
+        </w:rPr>
+        <w:t xml:space="preserve"> </w:t>
+      </w:r>
+      <w:proofErr w:type="spellStart"/>
+      <w:r>
+        <w:rPr>
+          <w:rFonts w:ascii="Bookman Old Style" w:eastAsia="Bookman Old Style" w:hAnsi="Bookman Old Style" w:cs="Bookman Old Style"/>
+          <w:sz w:val="24"/>
+          <w:szCs w:val="24"/>
+        </w:rPr>
+        <w:t>sesuai</w:t>
+      </w:r>
+      <w:proofErr w:type="spellEnd"/>
+      <w:r>
+        <w:rPr>
+          <w:rFonts w:ascii="Bookman Old Style" w:eastAsia="Bookman Old Style" w:hAnsi="Bookman Old Style" w:cs="Bookman Old Style"/>
+          <w:sz w:val="24"/>
+          <w:szCs w:val="24"/>
+        </w:rPr>
+        <w:t xml:space="preserve"> </w:t>
+      </w:r>
+      <w:proofErr w:type="spellStart"/>
+      <w:r>
+        <w:rPr>
+          <w:rFonts w:ascii="Bookman Old Style" w:eastAsia="Bookman Old Style" w:hAnsi="Bookman Old Style" w:cs="Bookman Old Style"/>
+          <w:sz w:val="24"/>
+          <w:szCs w:val="24"/>
+        </w:rPr>
+        <w:t>dengan</w:t>
+      </w:r>
+      <w:proofErr w:type="spellEnd"/>
+      <w:r>
+        <w:rPr>
+          <w:rFonts w:ascii="Bookman Old Style" w:eastAsia="Bookman Old Style" w:hAnsi="Bookman Old Style" w:cs="Bookman Old Style"/>
+          <w:sz w:val="24"/>
+          <w:szCs w:val="24"/>
+        </w:rPr>
+        <w:t xml:space="preserve"> </w:t>
+      </w:r>
+      <w:proofErr w:type="spellStart"/>
+      <w:r>
+        <w:rPr>
+          <w:rFonts w:ascii="Bookman Old Style" w:eastAsia="Bookman Old Style" w:hAnsi="Bookman Old Style" w:cs="Bookman Old Style"/>
+          <w:sz w:val="24"/>
+          <w:szCs w:val="24"/>
+        </w:rPr>
+        <w:t>ketentuan</w:t>
+      </w:r>
+      <w:proofErr w:type="spellEnd"/>
+      <w:r>
+        <w:rPr>
+          <w:rFonts w:ascii="Bookman Old Style" w:eastAsia="Bookman Old Style" w:hAnsi="Bookman Old Style" w:cs="Bookman Old Style"/>
+          <w:sz w:val="24"/>
+          <w:szCs w:val="24"/>
+        </w:rPr>
+        <w:t xml:space="preserve"> </w:t>
+      </w:r>
+      <w:proofErr w:type="spellStart"/>
+      <w:r>
+        <w:rPr>
+          <w:rFonts w:ascii="Bookman Old Style" w:eastAsia="Bookman Old Style" w:hAnsi="Bookman Old Style" w:cs="Bookman Old Style"/>
+          <w:sz w:val="24"/>
+          <w:szCs w:val="24"/>
+        </w:rPr>
+        <w:t>peraturan</w:t>
+      </w:r>
+      <w:proofErr w:type="spellEnd"/>
+      <w:r>
+        <w:rPr>
+          <w:rFonts w:ascii="Bookman Old Style" w:eastAsia="Bookman Old Style" w:hAnsi="Bookman Old Style" w:cs="Bookman Old Style"/>
+          <w:sz w:val="24"/>
+          <w:szCs w:val="24"/>
+        </w:rPr>
+        <w:t xml:space="preserve"> </w:t>
+      </w:r>
+      <w:proofErr w:type="spellStart"/>
+      <w:r>
+        <w:rPr>
+          <w:rFonts w:ascii="Bookman Old Style" w:eastAsia="Bookman Old Style" w:hAnsi="Bookman Old Style" w:cs="Bookman Old Style"/>
+          <w:sz w:val="24"/>
+          <w:szCs w:val="24"/>
+        </w:rPr>
+        <w:t>perundang-undangan</w:t>
+      </w:r>
+      <w:proofErr w:type="spellEnd"/>
       <w:r>
         <w:rPr>
           <w:rFonts w:ascii="Bookman Old Style" w:eastAsia="Bookman Old Style" w:hAnsi="Bookman Old Style" w:cs="Bookman Old Style"/>
@@ -765,14 +2165,365 @@
           <w:szCs w:val="24"/>
         </w:rPr>
       </w:pPr>
-      <w:r>
-        <w:rPr>
-          <w:rFonts w:ascii="Bookman Old Style" w:eastAsia="Bookman Old Style" w:hAnsi="Bookman Old Style" w:cs="Bookman Old Style"/>
-          <w:color w:val="000000"/>
-          <w:sz w:val="24"/>
-          <w:szCs w:val="24"/>
-        </w:rPr>
-        <w:t>Demikian Surat Pernyataan ini dibuat dengan sebenarnya dalam keadaan sadar, tanpa paksaan dari pihak manapun, untuk digunakan sebagaimana mestinya.      </w:t>
+      <w:proofErr w:type="spellStart"/>
+      <w:r>
+        <w:rPr>
+          <w:rFonts w:ascii="Bookman Old Style" w:eastAsia="Bookman Old Style" w:hAnsi="Bookman Old Style" w:cs="Bookman Old Style"/>
+          <w:color w:val="000000"/>
+          <w:sz w:val="24"/>
+          <w:szCs w:val="24"/>
+        </w:rPr>
+        <w:t>Demikian</w:t>
+      </w:r>
+      <w:proofErr w:type="spellEnd"/>
+      <w:r>
+        <w:rPr>
+          <w:rFonts w:ascii="Bookman Old Style" w:eastAsia="Bookman Old Style" w:hAnsi="Bookman Old Style" w:cs="Bookman Old Style"/>
+          <w:color w:val="000000"/>
+          <w:sz w:val="24"/>
+          <w:szCs w:val="24"/>
+        </w:rPr>
+        <w:t xml:space="preserve"> Surat </w:t>
+      </w:r>
+      <w:proofErr w:type="spellStart"/>
+      <w:r>
+        <w:rPr>
+          <w:rFonts w:ascii="Bookman Old Style" w:eastAsia="Bookman Old Style" w:hAnsi="Bookman Old Style" w:cs="Bookman Old Style"/>
+          <w:color w:val="000000"/>
+          <w:sz w:val="24"/>
+          <w:szCs w:val="24"/>
+        </w:rPr>
+        <w:t>Pernyataan</w:t>
+      </w:r>
+      <w:proofErr w:type="spellEnd"/>
+      <w:r>
+        <w:rPr>
+          <w:rFonts w:ascii="Bookman Old Style" w:eastAsia="Bookman Old Style" w:hAnsi="Bookman Old Style" w:cs="Bookman Old Style"/>
+          <w:color w:val="000000"/>
+          <w:sz w:val="24"/>
+          <w:szCs w:val="24"/>
+        </w:rPr>
+        <w:t xml:space="preserve"> </w:t>
+      </w:r>
+      <w:proofErr w:type="spellStart"/>
+      <w:r>
+        <w:rPr>
+          <w:rFonts w:ascii="Bookman Old Style" w:eastAsia="Bookman Old Style" w:hAnsi="Bookman Old Style" w:cs="Bookman Old Style"/>
+          <w:color w:val="000000"/>
+          <w:sz w:val="24"/>
+          <w:szCs w:val="24"/>
+        </w:rPr>
+        <w:t>ini</w:t>
+      </w:r>
+      <w:proofErr w:type="spellEnd"/>
+      <w:r>
+        <w:rPr>
+          <w:rFonts w:ascii="Bookman Old Style" w:eastAsia="Bookman Old Style" w:hAnsi="Bookman Old Style" w:cs="Bookman Old Style"/>
+          <w:color w:val="000000"/>
+          <w:sz w:val="24"/>
+          <w:szCs w:val="24"/>
+        </w:rPr>
+        <w:t xml:space="preserve"> </w:t>
+      </w:r>
+      <w:proofErr w:type="spellStart"/>
+      <w:r>
+        <w:rPr>
+          <w:rFonts w:ascii="Bookman Old Style" w:eastAsia="Bookman Old Style" w:hAnsi="Bookman Old Style" w:cs="Bookman Old Style"/>
+          <w:color w:val="000000"/>
+          <w:sz w:val="24"/>
+          <w:szCs w:val="24"/>
+        </w:rPr>
+        <w:t>dibuat</w:t>
+      </w:r>
+      <w:proofErr w:type="spellEnd"/>
+      <w:r>
+        <w:rPr>
+          <w:rFonts w:ascii="Bookman Old Style" w:eastAsia="Bookman Old Style" w:hAnsi="Bookman Old Style" w:cs="Bookman Old Style"/>
+          <w:color w:val="000000"/>
+          <w:sz w:val="24"/>
+          <w:szCs w:val="24"/>
+        </w:rPr>
+        <w:t xml:space="preserve"> </w:t>
+      </w:r>
+      <w:proofErr w:type="spellStart"/>
+      <w:r>
+        <w:rPr>
+          <w:rFonts w:ascii="Bookman Old Style" w:eastAsia="Bookman Old Style" w:hAnsi="Bookman Old Style" w:cs="Bookman Old Style"/>
+          <w:color w:val="000000"/>
+          <w:sz w:val="24"/>
+          <w:szCs w:val="24"/>
+        </w:rPr>
+        <w:t>dengan</w:t>
+      </w:r>
+      <w:proofErr w:type="spellEnd"/>
+      <w:r>
+        <w:rPr>
+          <w:rFonts w:ascii="Bookman Old Style" w:eastAsia="Bookman Old Style" w:hAnsi="Bookman Old Style" w:cs="Bookman Old Style"/>
+          <w:color w:val="000000"/>
+          <w:sz w:val="24"/>
+          <w:szCs w:val="24"/>
+        </w:rPr>
+        <w:t xml:space="preserve"> </w:t>
+      </w:r>
+      <w:proofErr w:type="spellStart"/>
+      <w:r>
+        <w:rPr>
+          <w:rFonts w:ascii="Bookman Old Style" w:eastAsia="Bookman Old Style" w:hAnsi="Bookman Old Style" w:cs="Bookman Old Style"/>
+          <w:color w:val="000000"/>
+          <w:sz w:val="24"/>
+          <w:szCs w:val="24"/>
+        </w:rPr>
+        <w:t>sebenarnya</w:t>
+      </w:r>
+      <w:proofErr w:type="spellEnd"/>
+      <w:r>
+        <w:rPr>
+          <w:rFonts w:ascii="Bookman Old Style" w:eastAsia="Bookman Old Style" w:hAnsi="Bookman Old Style" w:cs="Bookman Old Style"/>
+          <w:color w:val="000000"/>
+          <w:sz w:val="24"/>
+          <w:szCs w:val="24"/>
+        </w:rPr>
+        <w:t xml:space="preserve"> </w:t>
+      </w:r>
+      <w:proofErr w:type="spellStart"/>
+      <w:r>
+        <w:rPr>
+          <w:rFonts w:ascii="Bookman Old Style" w:eastAsia="Bookman Old Style" w:hAnsi="Bookman Old Style" w:cs="Bookman Old Style"/>
+          <w:color w:val="000000"/>
+          <w:sz w:val="24"/>
+          <w:szCs w:val="24"/>
+        </w:rPr>
+        <w:t>dalam</w:t>
+      </w:r>
+      <w:proofErr w:type="spellEnd"/>
+      <w:r>
+        <w:rPr>
+          <w:rFonts w:ascii="Bookman Old Style" w:eastAsia="Bookman Old Style" w:hAnsi="Bookman Old Style" w:cs="Bookman Old Style"/>
+          <w:color w:val="000000"/>
+          <w:sz w:val="24"/>
+          <w:szCs w:val="24"/>
+        </w:rPr>
+        <w:t xml:space="preserve"> </w:t>
+      </w:r>
+      <w:proofErr w:type="spellStart"/>
+      <w:r>
+        <w:rPr>
+          <w:rFonts w:ascii="Bookman Old Style" w:eastAsia="Bookman Old Style" w:hAnsi="Bookman Old Style" w:cs="Bookman Old Style"/>
+          <w:color w:val="000000"/>
+          <w:sz w:val="24"/>
+          <w:szCs w:val="24"/>
+        </w:rPr>
+        <w:t>keadaan</w:t>
+      </w:r>
+      <w:proofErr w:type="spellEnd"/>
+      <w:r>
+        <w:rPr>
+          <w:rFonts w:ascii="Bookman Old Style" w:eastAsia="Bookman Old Style" w:hAnsi="Bookman Old Style" w:cs="Bookman Old Style"/>
+          <w:color w:val="000000"/>
+          <w:sz w:val="24"/>
+          <w:szCs w:val="24"/>
+        </w:rPr>
+        <w:t xml:space="preserve"> </w:t>
+      </w:r>
+      <w:proofErr w:type="spellStart"/>
+      <w:r>
+        <w:rPr>
+          <w:rFonts w:ascii="Bookman Old Style" w:eastAsia="Bookman Old Style" w:hAnsi="Bookman Old Style" w:cs="Bookman Old Style"/>
+          <w:color w:val="000000"/>
+          <w:sz w:val="24"/>
+          <w:szCs w:val="24"/>
+        </w:rPr>
+        <w:t>sadar</w:t>
+      </w:r>
+      <w:proofErr w:type="spellEnd"/>
+      <w:r>
+        <w:rPr>
+          <w:rFonts w:ascii="Bookman Old Style" w:eastAsia="Bookman Old Style" w:hAnsi="Bookman Old Style" w:cs="Bookman Old Style"/>
+          <w:color w:val="000000"/>
+          <w:sz w:val="24"/>
+          <w:szCs w:val="24"/>
+        </w:rPr>
+        <w:t xml:space="preserve">, </w:t>
+      </w:r>
+      <w:proofErr w:type="spellStart"/>
+      <w:r>
+        <w:rPr>
+          <w:rFonts w:ascii="Bookman Old Style" w:eastAsia="Bookman Old Style" w:hAnsi="Bookman Old Style" w:cs="Bookman Old Style"/>
+          <w:color w:val="000000"/>
+          <w:sz w:val="24"/>
+          <w:szCs w:val="24"/>
+        </w:rPr>
+        <w:t>tanpa</w:t>
+      </w:r>
+      <w:proofErr w:type="spellEnd"/>
+      <w:r>
+        <w:rPr>
+          <w:rFonts w:ascii="Bookman Old Style" w:eastAsia="Bookman Old Style" w:hAnsi="Bookman Old Style" w:cs="Bookman Old Style"/>
+          <w:color w:val="000000"/>
+          <w:sz w:val="24"/>
+          <w:szCs w:val="24"/>
+        </w:rPr>
+        <w:t xml:space="preserve"> </w:t>
+      </w:r>
+      <w:proofErr w:type="spellStart"/>
+      <w:r>
+        <w:rPr>
+          <w:rFonts w:ascii="Bookman Old Style" w:eastAsia="Bookman Old Style" w:hAnsi="Bookman Old Style" w:cs="Bookman Old Style"/>
+          <w:color w:val="000000"/>
+          <w:sz w:val="24"/>
+          <w:szCs w:val="24"/>
+        </w:rPr>
+        <w:t>paksaan</w:t>
+      </w:r>
+      <w:proofErr w:type="spellEnd"/>
+      <w:r>
+        <w:rPr>
+          <w:rFonts w:ascii="Bookman Old Style" w:eastAsia="Bookman Old Style" w:hAnsi="Bookman Old Style" w:cs="Bookman Old Style"/>
+          <w:color w:val="000000"/>
+          <w:sz w:val="24"/>
+          <w:szCs w:val="24"/>
+        </w:rPr>
+        <w:t xml:space="preserve"> </w:t>
+      </w:r>
+      <w:proofErr w:type="spellStart"/>
+      <w:r>
+        <w:rPr>
+          <w:rFonts w:ascii="Bookman Old Style" w:eastAsia="Bookman Old Style" w:hAnsi="Bookman Old Style" w:cs="Bookman Old Style"/>
+          <w:color w:val="000000"/>
+          <w:sz w:val="24"/>
+          <w:szCs w:val="24"/>
+        </w:rPr>
+        <w:t>dari</w:t>
+      </w:r>
+      <w:proofErr w:type="spellEnd"/>
+      <w:r>
+        <w:rPr>
+          <w:rFonts w:ascii="Bookman Old Style" w:eastAsia="Bookman Old Style" w:hAnsi="Bookman Old Style" w:cs="Bookman Old Style"/>
+          <w:color w:val="000000"/>
+          <w:sz w:val="24"/>
+          <w:szCs w:val="24"/>
+        </w:rPr>
+        <w:t xml:space="preserve"> </w:t>
+      </w:r>
+      <w:proofErr w:type="spellStart"/>
+      <w:r>
+        <w:rPr>
+          <w:rFonts w:ascii="Bookman Old Style" w:eastAsia="Bookman Old Style" w:hAnsi="Bookman Old Style" w:cs="Bookman Old Style"/>
+          <w:color w:val="000000"/>
+          <w:sz w:val="24"/>
+          <w:szCs w:val="24"/>
+        </w:rPr>
+        <w:t>pihak</w:t>
+      </w:r>
+      <w:proofErr w:type="spellEnd"/>
+      <w:r>
+        <w:rPr>
+          <w:rFonts w:ascii="Bookman Old Style" w:eastAsia="Bookman Old Style" w:hAnsi="Bookman Old Style" w:cs="Bookman Old Style"/>
+          <w:color w:val="000000"/>
+          <w:sz w:val="24"/>
+          <w:szCs w:val="24"/>
+        </w:rPr>
+        <w:t xml:space="preserve"> </w:t>
+      </w:r>
+      <w:proofErr w:type="spellStart"/>
+      <w:r>
+        <w:rPr>
+          <w:rFonts w:ascii="Bookman Old Style" w:eastAsia="Bookman Old Style" w:hAnsi="Bookman Old Style" w:cs="Bookman Old Style"/>
+          <w:color w:val="000000"/>
+          <w:sz w:val="24"/>
+          <w:szCs w:val="24"/>
+        </w:rPr>
+        <w:t>manapun</w:t>
+      </w:r>
+      <w:proofErr w:type="spellEnd"/>
+      <w:r>
+        <w:rPr>
+          <w:rFonts w:ascii="Bookman Old Style" w:eastAsia="Bookman Old Style" w:hAnsi="Bookman Old Style" w:cs="Bookman Old Style"/>
+          <w:color w:val="000000"/>
+          <w:sz w:val="24"/>
+          <w:szCs w:val="24"/>
+        </w:rPr>
+        <w:t xml:space="preserve">, </w:t>
+      </w:r>
+      <w:proofErr w:type="spellStart"/>
+      <w:r>
+        <w:rPr>
+          <w:rFonts w:ascii="Bookman Old Style" w:eastAsia="Bookman Old Style" w:hAnsi="Bookman Old Style" w:cs="Bookman Old Style"/>
+          <w:color w:val="000000"/>
+          <w:sz w:val="24"/>
+          <w:szCs w:val="24"/>
+        </w:rPr>
+        <w:t>untuk</w:t>
+      </w:r>
+      <w:proofErr w:type="spellEnd"/>
+      <w:r>
+        <w:rPr>
+          <w:rFonts w:ascii="Bookman Old Style" w:eastAsia="Bookman Old Style" w:hAnsi="Bookman Old Style" w:cs="Bookman Old Style"/>
+          <w:color w:val="000000"/>
+          <w:sz w:val="24"/>
+          <w:szCs w:val="24"/>
+        </w:rPr>
+        <w:t xml:space="preserve"> </w:t>
+      </w:r>
+      <w:proofErr w:type="spellStart"/>
+      <w:r>
+        <w:rPr>
+          <w:rFonts w:ascii="Bookman Old Style" w:eastAsia="Bookman Old Style" w:hAnsi="Bookman Old Style" w:cs="Bookman Old Style"/>
+          <w:color w:val="000000"/>
+          <w:sz w:val="24"/>
+          <w:szCs w:val="24"/>
+        </w:rPr>
+        <w:t>digunakan</w:t>
+      </w:r>
+      <w:proofErr w:type="spellEnd"/>
+      <w:r>
+        <w:rPr>
+          <w:rFonts w:ascii="Bookman Old Style" w:eastAsia="Bookman Old Style" w:hAnsi="Bookman Old Style" w:cs="Bookman Old Style"/>
+          <w:color w:val="000000"/>
+          <w:sz w:val="24"/>
+          <w:szCs w:val="24"/>
+        </w:rPr>
+        <w:t xml:space="preserve"> </w:t>
+      </w:r>
+      <w:proofErr w:type="spellStart"/>
+      <w:r>
+        <w:rPr>
+          <w:rFonts w:ascii="Bookman Old Style" w:eastAsia="Bookman Old Style" w:hAnsi="Bookman Old Style" w:cs="Bookman Old Style"/>
+          <w:color w:val="000000"/>
+          <w:sz w:val="24"/>
+          <w:szCs w:val="24"/>
+        </w:rPr>
+        <w:t>sebagaimana</w:t>
+      </w:r>
+      <w:proofErr w:type="spellEnd"/>
+      <w:r>
+        <w:rPr>
+          <w:rFonts w:ascii="Bookman Old Style" w:eastAsia="Bookman Old Style" w:hAnsi="Bookman Old Style" w:cs="Bookman Old Style"/>
+          <w:color w:val="000000"/>
+          <w:sz w:val="24"/>
+          <w:szCs w:val="24"/>
+        </w:rPr>
+        <w:t xml:space="preserve"> </w:t>
+      </w:r>
+      <w:proofErr w:type="spellStart"/>
+      <w:r>
+        <w:rPr>
+          <w:rFonts w:ascii="Bookman Old Style" w:eastAsia="Bookman Old Style" w:hAnsi="Bookman Old Style" w:cs="Bookman Old Style"/>
+          <w:color w:val="000000"/>
+          <w:sz w:val="24"/>
+          <w:szCs w:val="24"/>
+        </w:rPr>
+        <w:t>mestinya</w:t>
+      </w:r>
+      <w:proofErr w:type="spellEnd"/>
+      <w:r>
+        <w:rPr>
+          <w:rFonts w:ascii="Bookman Old Style" w:eastAsia="Bookman Old Style" w:hAnsi="Bookman Old Style" w:cs="Bookman Old Style"/>
+          <w:color w:val="000000"/>
+          <w:sz w:val="24"/>
+          <w:szCs w:val="24"/>
+        </w:rPr>
+        <w:t>.      </w:t>
       </w:r>
     </w:p>
     <w:p>
@@ -887,13 +2638,23 @@
                 <w:szCs w:val="24"/>
               </w:rPr>
             </w:pPr>
+            <w:proofErr w:type="spellStart"/>
             <w:r>
               <w:rPr>
                 <w:rFonts w:ascii="Bookman Old Style" w:eastAsia="Bookman Old Style" w:hAnsi="Bookman Old Style" w:cs="Bookman Old Style"/>
                 <w:sz w:val="24"/>
                 <w:szCs w:val="24"/>
               </w:rPr>
-              <w:t>Mengetahui,</w:t>
+              <w:t>Mengetahui</w:t>
+            </w:r>
+            <w:proofErr w:type="spellEnd"/>
+            <w:r>
+              <w:rPr>
+                <w:rFonts w:ascii="Bookman Old Style" w:eastAsia="Bookman Old Style" w:hAnsi="Bookman Old Style" w:cs="Bookman Old Style"/>
+                <w:sz w:val="24"/>
+                <w:szCs w:val="24"/>
+              </w:rPr>
+              <w:t>,</w:t>
             </w:r>
           </w:p>
           <w:p>
@@ -906,13 +2667,23 @@
                 <w:szCs w:val="24"/>
               </w:rPr>
             </w:pPr>
+            <w:proofErr w:type="spellStart"/>
             <w:r>
               <w:rPr>
                 <w:rFonts w:ascii="Bookman Old Style" w:eastAsia="Bookman Old Style" w:hAnsi="Bookman Old Style" w:cs="Bookman Old Style"/>
                 <w:sz w:val="24"/>
                 <w:szCs w:val="24"/>
               </w:rPr>
-              <w:t>Ketua Tim Pelaksana Sensus Ekonomi 2026</w:t>
+              <w:t>Ketua</w:t>
+            </w:r>
+            <w:proofErr w:type="spellEnd"/>
+            <w:r>
+              <w:rPr>
+                <w:rFonts w:ascii="Bookman Old Style" w:eastAsia="Bookman Old Style" w:hAnsi="Bookman Old Style" w:cs="Bookman Old Style"/>
+                <w:sz w:val="24"/>
+                <w:szCs w:val="24"/>
+              </w:rPr>
+              <w:t xml:space="preserve"> Tim Pelaksana Sensus Ekonomi 2026</w:t>
             </w:r>
           </w:p>
           <w:p>
@@ -926,6 +2697,7 @@
                 <w:szCs w:val="24"/>
               </w:rPr>
             </w:pPr>
+            <w:proofErr w:type="spellStart"/>
             <w:r>
               <w:rPr>
                 <w:rFonts w:ascii="Bookman Old Style" w:eastAsia="Bookman Old Style" w:hAnsi="Bookman Old Style" w:cs="Bookman Old Style"/>
@@ -933,7 +2705,17 @@
                 <w:sz w:val="24"/>
                 <w:szCs w:val="24"/>
               </w:rPr>
-              <w:t>Kabupaten Barito Kuala</w:t>
+              <w:t>Kabupaten</w:t>
+            </w:r>
+            <w:proofErr w:type="spellEnd"/>
+            <w:r>
+              <w:rPr>
+                <w:rFonts w:ascii="Bookman Old Style" w:eastAsia="Bookman Old Style" w:hAnsi="Bookman Old Style" w:cs="Bookman Old Style"/>
+                <w:color w:val="0000FF"/>
+                <w:sz w:val="24"/>
+                <w:szCs w:val="24"/>
+              </w:rPr>
+              <w:t xml:space="preserve"> Barito Kuala</w:t>
             </w:r>
           </w:p>
           <w:p>
@@ -1084,7 +2866,47 @@
                 <w:sz w:val="24"/>
                 <w:szCs w:val="24"/>
               </w:rPr>
-              <w:t>Yang membuat pernyataan,</w:t>
+              <w:t xml:space="preserve">Yang </w:t>
+            </w:r>
+            <w:proofErr w:type="spellStart"/>
+            <w:r>
+              <w:rPr>
+                <w:rFonts w:ascii="Bookman Old Style" w:eastAsia="Bookman Old Style" w:hAnsi="Bookman Old Style" w:cs="Bookman Old Style"/>
+                <w:color w:val="000000"/>
+                <w:sz w:val="24"/>
+                <w:szCs w:val="24"/>
+              </w:rPr>
+              <w:t>membuat</w:t>
+            </w:r>
+            <w:proofErr w:type="spellEnd"/>
+            <w:r>
+              <w:rPr>
+                <w:rFonts w:ascii="Bookman Old Style" w:eastAsia="Bookman Old Style" w:hAnsi="Bookman Old Style" w:cs="Bookman Old Style"/>
+                <w:color w:val="000000"/>
+                <w:sz w:val="24"/>
+                <w:szCs w:val="24"/>
+              </w:rPr>
+              <w:t xml:space="preserve"> </w:t>
+            </w:r>
+            <w:proofErr w:type="spellStart"/>
+            <w:r>
+              <w:rPr>
+                <w:rFonts w:ascii="Bookman Old Style" w:eastAsia="Bookman Old Style" w:hAnsi="Bookman Old Style" w:cs="Bookman Old Style"/>
+                <w:color w:val="000000"/>
+                <w:sz w:val="24"/>
+                <w:szCs w:val="24"/>
+              </w:rPr>
+              <w:t>pernyataan</w:t>
+            </w:r>
+            <w:proofErr w:type="spellEnd"/>
+            <w:r>
+              <w:rPr>
+                <w:rFonts w:ascii="Bookman Old Style" w:eastAsia="Bookman Old Style" w:hAnsi="Bookman Old Style" w:cs="Bookman Old Style"/>
+                <w:color w:val="000000"/>
+                <w:sz w:val="24"/>
+                <w:szCs w:val="24"/>
+              </w:rPr>
+              <w:t>,</w:t>
             </w:r>
           </w:p>
           <w:p>
@@ -1127,7 +2949,27 @@
                 <w:sz w:val="24"/>
                 <w:szCs w:val="24"/>
               </w:rPr>
-              <w:t>{{nama_lengkap}}</w:t>
+              <w:t>{{</w:t>
+            </w:r>
+            <w:proofErr w:type="spellStart"/>
+            <w:r>
+              <w:rPr>
+                <w:rFonts w:ascii="Bookman Old Style" w:eastAsia="Bookman Old Style" w:hAnsi="Bookman Old Style" w:cs="Bookman Old Style"/>
+                <w:color w:val="FF0000"/>
+                <w:sz w:val="24"/>
+                <w:szCs w:val="24"/>
+              </w:rPr>
+              <w:t>nama_lengkap</w:t>
+            </w:r>
+            <w:proofErr w:type="spellEnd"/>
+            <w:r>
+              <w:rPr>
+                <w:rFonts w:ascii="Bookman Old Style" w:eastAsia="Bookman Old Style" w:hAnsi="Bookman Old Style" w:cs="Bookman Old Style"/>
+                <w:color w:val="FF0000"/>
+                <w:sz w:val="24"/>
+                <w:szCs w:val="24"/>
+              </w:rPr>
+              <w:t>}}</w:t>
             </w:r>
           </w:p>
           <w:p>
